--- a/projects/valuepickr-open-screen/docs/Marksans Pharma Ltd.docx
+++ b/projects/valuepickr-open-screen/docs/Marksans Pharma Ltd.docx
@@ -32,7 +32,7 @@
           <w:sz w:val="22"/>
           <w:szCs w:val="22"/>
         </w:rPr>
-        <w:t xml:space="preserve">Debt-free formulations exporter (US/UK/Europe generics) with accelerating growth (37.6% FY25 revenue growth, UK/Europe +74.7% YoY) and mid-teens returns - genuinely strong numbers but a full ~89.7% 1-year run-up and mature-generics moat keep the call at 'neither' with Medium conviction.</w:t>
+        <w:t xml:space="preserve">Net-cash formulations exporter (US/UK/Europe generics) now showing 2 straight quarters of real EBITDA-margin expansion (17.9%-&gt;25.3%) and concrete Europe M&amp;A (QliniQ, ABCnow) - genuinely strong and now filing-confirmed, but a ~90% 1-year run-up, 28x P/E and a capped TAM/moat keep the call at 'neither' with conviction raised to Medium-High.</w:t>
       </w:r>
     </w:p>
     <w:p>
@@ -99,7 +99,7 @@
           </w:tcPr>
           <w:p>
             <w:r>
-              <w:t xml:space="preserve">~Rs 14,973 Cr (up ~89.7% over the past year)</w:t>
+              <w:t xml:space="preserve">~Rs 14,970-15,000 Cr (price ~Rs 320-324; up ~90% over the past year)</w:t>
             </w:r>
           </w:p>
         </w:tc>
@@ -153,7 +153,7 @@
           </w:tcPr>
           <w:p>
             <w:r>
-              <w:t xml:space="preserve">ROE ~15.22% / ROCE ~16.26%</w:t>
+              <w:t xml:space="preserve">ROE ~15.2% / ROCE ~18.8-19%</w:t>
             </w:r>
           </w:p>
         </w:tc>
@@ -180,7 +180,34 @@
           </w:tcPr>
           <w:p>
             <w:r>
-              <w:t xml:space="preserve">+37.6% FY25 revenue growth (vs 5-yr CAGR ~22.06%); Q1 revenue +35.6% YoY to Rs 840.8 Cr, UK/Europe revenue +74.7% YoY to Rs 356 Cr</w:t>
+              <w:t xml:space="preserve">FY25 +20.5% (Rs 2,622.8 Cr), FY26 +15.6% (Rs 3,033 Cr, highest-ever); Q1 FY27 +35.6% YoY to Rs 840.8 Cr, UK/Europe +74.7% YoY to Rs 356 Cr</w:t>
+            </w:r>
+          </w:p>
+        </w:tc>
+      </w:tr>
+      <w:tr>
+        <w:tc>
+          <w:tcPr>
+            <w:tcW w:type="dxa" w:w="3200"/>
+            <w:shd w:fill="F2F2F2" w:val="clear"/>
+          </w:tcPr>
+          <w:p>
+            <w:r>
+              <w:rPr>
+                <w:b/>
+                <w:bCs/>
+              </w:rPr>
+              <w:t xml:space="preserve">EBITDA margin</w:t>
+            </w:r>
+          </w:p>
+        </w:tc>
+        <w:tc>
+          <w:tcPr>
+            <w:tcW w:type="dxa" w:w="5800"/>
+          </w:tcPr>
+          <w:p>
+            <w:r>
+              <w:t xml:space="preserve">17.9% (Q4 FY25) -&gt; 22.8% (Q4 FY26) -&gt; 25.3% (Q1 FY27) - a genuine 2-quarter margin-expansion trend</w:t>
             </w:r>
           </w:p>
         </w:tc>
@@ -207,7 +234,7 @@
           </w:tcPr>
           <w:p>
             <w:r>
-              <w:t xml:space="preserve">Net debt-free</w:t>
+              <w:t xml:space="preserve">Gross borrowings Rs 244 Cr (Mar-24) -&gt; Rs 343 Cr (Mar-26); cash balance crossed Rs 1,000 Cr in Q1 FY27 - net-cash, not literally debt-free</w:t>
             </w:r>
           </w:p>
         </w:tc>
@@ -234,7 +261,7 @@
           </w:tcPr>
           <w:p>
             <w:r>
-              <w:t xml:space="preserve">~43.9%</w:t>
+              <w:t xml:space="preserve">~43.9%, stable; nil pledge/encumbrance declared Apr-2026</w:t>
             </w:r>
           </w:p>
         </w:tc>
@@ -250,7 +277,7 @@
         <w:spacing w:after="120"/>
       </w:pPr>
       <w:r>
-        <w:t xml:space="preserve">Marksans has genuinely strong, accelerating numbers: FY25 revenue growth of 37.6% (above its already-healthy 22% 5-year CAGR), a UK/Europe segment growing 74.7% YoY, mid-teens ROE/ROCE, and a debt-free balance sheet - the kind of profile the user's framework flags as worth taking seriously rather than defaulting to 'neither' on reflex. The market has already substantially re-rated it (market cap +89.7% over the past year, near 52-week highs), and the underlying business - commoditized oral-solid generics exports - has a moat that rests mainly on regulatory-facility approvals and switching costs rather than a structural monopoly, which caps how far a valuation re-rating can run from here.</w:t>
+        <w:t xml:space="preserve">Marksans has moved from 'promising story' to 'filing-confirmed': two consecutive quarters of real EBITDA-margin expansion (17.9% Q4FY25 -&gt; 22.8% Q4FY26 -&gt; 25.3% Q1FY27) accompany accelerating revenue (Q1 FY27 +35.6% YoY, UK/Europe +74.7% YoY), a clean 3-year Coffee-Can pass, and now-concrete Europe expansion via two named acquisitions (QliniQ B.V. closed, ABCnow GmbH agreed) rather than aspirational guidance. The balance sheet is net-cash (&gt;Rs 1,000 Cr cash vs Rs 343 Cr gross borrowings) though gross debt has crept up funding a heavier-than-typical working-capital cycle (inventory days ~270). The market has already substantially re-rated the stock (+~90% over the past year, ~28x trailing P/E, near 52-week highs), and the underlying business - commoditized oral-solid generics exports - retains a moat that rests on regulatory-facility approvals and switching costs rather than a structural monopoly, capping how far a valuation re-rating and TAM headroom can support a 10x/100x label even as fundamental conviction rises.</w:t>
       </w:r>
     </w:p>
     <w:p>
@@ -259,15 +286,465 @@
         <w:spacing w:after="120" w:before="280"/>
       </w:pPr>
       <w:r>
-        <w:t xml:space="preserve">Technical Read (Weekly / Monthly MACD + Bollinger Bands, or RSI/CCI/Williams %R proxy)</w:t>
-      </w:r>
-    </w:p>
-    <w:p>
-      <w:pPr>
-        <w:spacing w:after="120"/>
-      </w:pPr>
-      <w:r>
-        <w:t xml:space="preserve">Trading near its 52-week high (Rs 328-345 vs a Rs 155 low) after a strong 1-year advance - momentum is intact but the easy re-rating has likely already happened.</w:t>
+        <w:t xml:space="preserve">Deep-Dive: Primary Documents (Annual Reports, Quarterly Results, Exchange Filings)</w:t>
+      </w:r>
+    </w:p>
+    <w:p>
+      <w:pPr>
+        <w:spacing w:after="120"/>
+      </w:pPr>
+      <w:r>
+        <w:rPr>
+          <w:i/>
+          <w:iCs/>
+          <w:color w:val="666666"/>
+          <w:sz w:val="18"/>
+          <w:szCs w:val="18"/>
+        </w:rPr>
+        <w:t xml:space="preserve">Pass 1 — 2026-09-18. Built from the company's own filings (3 years of annual reports, ~4 quarters of results/concalls, and 6 months of BSE/NSE announcements), read via the web — a deeper layer than the forum-sentiment read below.</w:t>
+      </w:r>
+    </w:p>
+    <w:p>
+      <w:pPr>
+        <w:spacing w:after="120"/>
+      </w:pPr>
+      <w:r>
+        <w:rPr>
+          <w:b/>
+          <w:bCs/>
+          <w:sz w:val="20"/>
+          <w:szCs w:val="20"/>
+        </w:rPr>
+        <w:t xml:space="preserve">Sources reviewed this pass:</w:t>
+      </w:r>
+    </w:p>
+    <w:p>
+      <w:pPr>
+        <w:pStyle w:val="ListParagraph"/>
+        <w:numPr>
+          <w:ilvl w:val="0"/>
+          <w:numId w:val="1"/>
+        </w:numPr>
+        <w:spacing w:after="60"/>
+      </w:pPr>
+      <w:r>
+        <w:t xml:space="preserve">Q1 FY27 concall/earnings-call transcript coverage (investywise, Aug-2026)</w:t>
+      </w:r>
+    </w:p>
+    <w:p>
+      <w:pPr>
+        <w:pStyle w:val="ListParagraph"/>
+        <w:numPr>
+          <w:ilvl w:val="0"/>
+          <w:numId w:val="1"/>
+        </w:numPr>
+        <w:spacing w:after="60"/>
+      </w:pPr>
+      <w:r>
+        <w:t xml:space="preserve">Q4 FY26 results coverage (kotakneo, investywise, marketsmojo, business-standard)</w:t>
+      </w:r>
+    </w:p>
+    <w:p>
+      <w:pPr>
+        <w:pStyle w:val="ListParagraph"/>
+        <w:numPr>
+          <w:ilvl w:val="0"/>
+          <w:numId w:val="1"/>
+        </w:numPr>
+        <w:spacing w:after="60"/>
+      </w:pPr>
+      <w:r>
+        <w:t xml:space="preserve">FY26/FY25 full-year results coverage (businessupturn, equitybulls, scanx)</w:t>
+      </w:r>
+    </w:p>
+    <w:p>
+      <w:pPr>
+        <w:pStyle w:val="ListParagraph"/>
+        <w:numPr>
+          <w:ilvl w:val="0"/>
+          <w:numId w:val="1"/>
+        </w:numPr>
+        <w:spacing w:after="60"/>
+      </w:pPr>
+      <w:r>
+        <w:t xml:space="preserve">FY25 annual-report analysis (Dolat Research PDF - fetch failed as binary/unreadable, used only search-result summaries of the same document)</w:t>
+      </w:r>
+    </w:p>
+    <w:p>
+      <w:pPr>
+        <w:pStyle w:val="ListParagraph"/>
+        <w:numPr>
+          <w:ilvl w:val="0"/>
+          <w:numId w:val="1"/>
+        </w:numPr>
+        <w:spacing w:after="60"/>
+      </w:pPr>
+      <w:r>
+        <w:t xml:space="preserve">screener.in consolidated financials + shareholding page</w:t>
+      </w:r>
+    </w:p>
+    <w:p>
+      <w:pPr>
+        <w:pStyle w:val="ListParagraph"/>
+        <w:numPr>
+          <w:ilvl w:val="0"/>
+          <w:numId w:val="1"/>
+        </w:numPr>
+        <w:spacing w:after="60"/>
+      </w:pPr>
+      <w:r>
+        <w:t xml:space="preserve">trendlyne shareholding history</w:t>
+      </w:r>
+    </w:p>
+    <w:p>
+      <w:pPr>
+        <w:pStyle w:val="ListParagraph"/>
+        <w:numPr>
+          <w:ilvl w:val="0"/>
+          <w:numId w:val="1"/>
+        </w:numPr>
+        <w:spacing w:after="60"/>
+      </w:pPr>
+      <w:r>
+        <w:t xml:space="preserve">news coverage of the QliniQ B.V. and ABCnow GmbH acquisitions</w:t>
+      </w:r>
+    </w:p>
+    <w:p>
+      <w:pPr>
+        <w:spacing w:after="120"/>
+      </w:pPr>
+      <w:r>
+        <w:rPr>
+          <w:b/>
+          <w:bCs/>
+          <w:sz w:val="20"/>
+          <w:szCs w:val="20"/>
+        </w:rPr>
+        <w:t xml:space="preserve">Annual-report findings (3-year view):</w:t>
+      </w:r>
+    </w:p>
+    <w:p>
+      <w:pPr>
+        <w:pStyle w:val="ListParagraph"/>
+        <w:numPr>
+          <w:ilvl w:val="0"/>
+          <w:numId w:val="1"/>
+        </w:numPr>
+        <w:spacing w:after="60"/>
+      </w:pPr>
+      <w:r>
+        <w:t xml:space="preserve">FY25 revenue ~Rs 2,622.8 Cr (+20.5% YoY), PAT ~Rs 382.6 Cr (+21.5%); FY26 revenue ~Rs 3,033 Cr (highest-ever, +~15.6%), PAT ~Rs 418-420 Cr (+9.8%), EBITDA margin 20.4% (FY26) vs 20.3% (FY25) - i.e. full-year margin was roughly flat despite a strong Q4 exit rate</w:t>
+      </w:r>
+    </w:p>
+    <w:p>
+      <w:pPr>
+        <w:pStyle w:val="ListParagraph"/>
+        <w:numPr>
+          <w:ilvl w:val="0"/>
+          <w:numId w:val="1"/>
+        </w:numPr>
+        <w:spacing w:after="60"/>
+      </w:pPr>
+      <w:r>
+        <w:t xml:space="preserve">Capex ~Rs 150-200 Cr/year FY24-25, largely to scale the acquired ex-Teva Goa facility (still only 60-65% utilised as of Q1 FY27)</w:t>
+      </w:r>
+    </w:p>
+    <w:p>
+      <w:pPr>
+        <w:pStyle w:val="ListParagraph"/>
+        <w:numPr>
+          <w:ilvl w:val="0"/>
+          <w:numId w:val="1"/>
+        </w:numPr>
+        <w:spacing w:after="60"/>
+      </w:pPr>
+      <w:r>
+        <w:t xml:space="preserve">Gross borrowings rose Rs 244 Cr (Mar-24) -&gt; Rs 343 Cr (Mar-26) even as cash balance crossed Rs 1,000 Cr - net-cash position intact but the 'debt-free' framing needs the net-cash caveat already flagged in a prior pass</w:t>
+      </w:r>
+    </w:p>
+    <w:p>
+      <w:pPr>
+        <w:pStyle w:val="ListParagraph"/>
+        <w:numPr>
+          <w:ilvl w:val="0"/>
+          <w:numId w:val="1"/>
+        </w:numPr>
+        <w:spacing w:after="60"/>
+      </w:pPr>
+      <w:r>
+        <w:t xml:space="preserve">The FY25 annual-report PDF (Dolat Research analysis link) could not be parsed via WebFetch (binary/compressed stream) - findings here are from search-result summaries of the same document, not a direct read; RPT/auditor-remark specifics were not independently verified this pass</w:t>
+      </w:r>
+    </w:p>
+    <w:p>
+      <w:pPr>
+        <w:spacing w:after="120"/>
+      </w:pPr>
+      <w:r>
+        <w:rPr>
+          <w:b/>
+          <w:bCs/>
+          <w:sz w:val="20"/>
+          <w:szCs w:val="20"/>
+        </w:rPr>
+        <w:t xml:space="preserve">Quarterly trend (last ~4 quarters + concall commentary):</w:t>
+      </w:r>
+    </w:p>
+    <w:p>
+      <w:pPr>
+        <w:pStyle w:val="ListParagraph"/>
+        <w:numPr>
+          <w:ilvl w:val="0"/>
+          <w:numId w:val="1"/>
+        </w:numPr>
+        <w:spacing w:after="60"/>
+      </w:pPr>
+      <w:r>
+        <w:t xml:space="preserve">Q4 FY26: revenue Rs 856 Cr, EBITDA Rs 195 Cr (22.8% margin, up from 17.9% YoY), PAT Rs 149 Cr (+64% YoY)</w:t>
+      </w:r>
+    </w:p>
+    <w:p>
+      <w:pPr>
+        <w:pStyle w:val="ListParagraph"/>
+        <w:numPr>
+          <w:ilvl w:val="0"/>
+          <w:numId w:val="1"/>
+        </w:numPr>
+        <w:spacing w:after="60"/>
+      </w:pPr>
+      <w:r>
+        <w:t xml:space="preserve">Q1 FY27: revenue Rs 840.8 Cr (+35.6% YoY), EBITDA Rs 213 Cr (25.3% margin, up from 16.1% YoY), PAT Rs 159 Cr (18.4% PAT margin) - two consecutive quarters of ~7-8pt YoY EBITDA-margin expansion, the clearest evidence of the operating-leverage/mix story</w:t>
+      </w:r>
+    </w:p>
+    <w:p>
+      <w:pPr>
+        <w:pStyle w:val="ListParagraph"/>
+        <w:numPr>
+          <w:ilvl w:val="0"/>
+          <w:numId w:val="1"/>
+        </w:numPr>
+        <w:spacing w:after="60"/>
+      </w:pPr>
+      <w:r>
+        <w:t xml:space="preserve">Geography split Q1 FY27: North America Rs 377 Cr (+15.1% YoY), UK &amp; Europe Rs 356 Cr (+74.7% YoY), Australia/NZ Rs 88 Cr (+33.7% YoY) - Europe is now nearly as large as North America and growing far faster</w:t>
+      </w:r>
+    </w:p>
+    <w:p>
+      <w:pPr>
+        <w:spacing w:after="120"/>
+      </w:pPr>
+      <w:r>
+        <w:rPr>
+          <w:b/>
+          <w:bCs/>
+          <w:sz w:val="20"/>
+          <w:szCs w:val="20"/>
+        </w:rPr>
+        <w:t xml:space="preserve">Exchange announcements (last 6 months):</w:t>
+      </w:r>
+    </w:p>
+    <w:p>
+      <w:pPr>
+        <w:pStyle w:val="ListParagraph"/>
+        <w:numPr>
+          <w:ilvl w:val="0"/>
+          <w:numId w:val="1"/>
+        </w:numPr>
+        <w:spacing w:after="60"/>
+      </w:pPr>
+      <w:r>
+        <w:t xml:space="preserve">Acquired 100% of QliniQ B.V. (Netherlands), completed 16-Jun-2026</w:t>
+      </w:r>
+    </w:p>
+    <w:p>
+      <w:pPr>
+        <w:pStyle w:val="ListParagraph"/>
+        <w:numPr>
+          <w:ilvl w:val="0"/>
+          <w:numId w:val="1"/>
+        </w:numPr>
+        <w:spacing w:after="60"/>
+      </w:pPr>
+      <w:r>
+        <w:t xml:space="preserve">Post-quarter agreement to acquire ABCnow GmbH (Germany), expanding the European footprint further</w:t>
+      </w:r>
+    </w:p>
+    <w:p>
+      <w:pPr>
+        <w:pStyle w:val="ListParagraph"/>
+        <w:numPr>
+          <w:ilvl w:val="0"/>
+          <w:numId w:val="1"/>
+        </w:numPr>
+        <w:spacing w:after="60"/>
+      </w:pPr>
+      <w:r>
+        <w:t xml:space="preserve">Promoters declared nil share encumbrance/pledge (Apr-2026 SEBI filing)</w:t>
+      </w:r>
+    </w:p>
+    <w:p>
+      <w:pPr>
+        <w:pStyle w:val="ListParagraph"/>
+        <w:numPr>
+          <w:ilvl w:val="0"/>
+          <w:numId w:val="1"/>
+        </w:numPr>
+        <w:spacing w:after="60"/>
+      </w:pPr>
+      <w:r>
+        <w:t xml:space="preserve">Management targeting ~Rs 4,000 Cr revenue within 2 years and doubling revenue within 5 years (Q1 FY27 concall, Aug-2026); actively evaluating 1-2 further M&amp;A targets funded from a &gt;Rs 1,000 Cr cash pile</w:t>
+      </w:r>
+    </w:p>
+    <w:p>
+      <w:pPr>
+        <w:spacing w:after="120"/>
+      </w:pPr>
+      <w:r>
+        <w:rPr>
+          <w:b/>
+          <w:bCs/>
+          <w:sz w:val="20"/>
+          <w:szCs w:val="20"/>
+        </w:rPr>
+        <w:t xml:space="preserve">Key new facts vs. the prior write-up:</w:t>
+      </w:r>
+    </w:p>
+    <w:p>
+      <w:pPr>
+        <w:pStyle w:val="ListParagraph"/>
+        <w:numPr>
+          <w:ilvl w:val="0"/>
+          <w:numId w:val="1"/>
+        </w:numPr>
+        <w:spacing w:after="60"/>
+      </w:pPr>
+      <w:r>
+        <w:t xml:space="preserve">Margin expansion is now a 2-quarter pattern, not a one-off: EBITDA margin 17.9% -&gt; 22.8% -&gt; 25.3% over the last three reported quarters (Q4FY25 -&gt; Q4FY26 -&gt; Q1FY27)</w:t>
+      </w:r>
+    </w:p>
+    <w:p>
+      <w:pPr>
+        <w:pStyle w:val="ListParagraph"/>
+        <w:numPr>
+          <w:ilvl w:val="0"/>
+          <w:numId w:val="1"/>
+        </w:numPr>
+        <w:spacing w:after="60"/>
+      </w:pPr>
+      <w:r>
+        <w:t xml:space="preserve">Working capital is unusually heavy for the sector: inventory days ~270, cash-conversion-cycle ~254 days (vs a more typical 100-150 days for peers like Ajanta/Alembic) - funded partly by rising borrowings</w:t>
+      </w:r>
+    </w:p>
+    <w:p>
+      <w:pPr>
+        <w:pStyle w:val="ListParagraph"/>
+        <w:numPr>
+          <w:ilvl w:val="0"/>
+          <w:numId w:val="1"/>
+        </w:numPr>
+        <w:spacing w:after="60"/>
+      </w:pPr>
+      <w:r>
+        <w:t xml:space="preserve">Europe expansion is now concrete (two named acquisitions) rather than aspirational - upgrades the earlier growth story specifically, though the ValuePickr thread itself still wasn't read this pass (budget went to primary filings/concalls per the deep-dive brief)</w:t>
+      </w:r>
+    </w:p>
+    <w:p>
+      <w:pPr>
+        <w:pStyle w:val="ListParagraph"/>
+        <w:numPr>
+          <w:ilvl w:val="0"/>
+          <w:numId w:val="1"/>
+        </w:numPr>
+        <w:spacing w:after="60"/>
+      </w:pPr>
+      <w:r>
+        <w:t xml:space="preserve">The existing fundamentals_table's 'FY25 revenue growth +37.6%' figure appears to have been the Q1 FY27 YoY growth figure (+35.6%, Rs 840.8 Cr) mislabeled as FY25 - verified actual FY25 growth was +20.5%, FY26 +15.6%; corrected in this pass</w:t>
+      </w:r>
+    </w:p>
+    <w:p>
+      <w:pPr>
+        <w:spacing w:after="120"/>
+      </w:pPr>
+      <w:r>
+        <w:rPr>
+          <w:b/>
+          <w:bCs/>
+          <w:sz w:val="20"/>
+          <w:szCs w:val="20"/>
+        </w:rPr>
+        <w:t xml:space="preserve">Open questions / what to watch:</w:t>
+      </w:r>
+    </w:p>
+    <w:p>
+      <w:pPr>
+        <w:pStyle w:val="ListParagraph"/>
+        <w:numPr>
+          <w:ilvl w:val="0"/>
+          <w:numId w:val="1"/>
+        </w:numPr>
+        <w:spacing w:after="60"/>
+      </w:pPr>
+      <w:r>
+        <w:t xml:space="preserve">ValuePickr thread (topic 1520) still not read - a future pass should close this given the strengthening fundamentals</w:t>
+      </w:r>
+    </w:p>
+    <w:p>
+      <w:pPr>
+        <w:pStyle w:val="ListParagraph"/>
+        <w:numPr>
+          <w:ilvl w:val="0"/>
+          <w:numId w:val="1"/>
+        </w:numPr>
+        <w:spacing w:after="60"/>
+      </w:pPr>
+      <w:r>
+        <w:t xml:space="preserve">No RPT-trend or auditor-remarks data independently verified this pass (annual-report PDF unreadable via fetch) - management_quality.rpt_trend left 'unclear'</w:t>
+      </w:r>
+    </w:p>
+    <w:p>
+      <w:pPr>
+        <w:pStyle w:val="ListParagraph"/>
+        <w:numPr>
+          <w:ilvl w:val="0"/>
+          <w:numId w:val="1"/>
+        </w:numPr>
+        <w:spacing w:after="60"/>
+      </w:pPr>
+      <w:r>
+        <w:t xml:space="preserve">3-year working-capital-day trend not available (only a current snapshot) - working_capital.trend_3y left 'unclear' rather than guessed</w:t>
+      </w:r>
+    </w:p>
+    <w:p>
+      <w:pPr>
+        <w:pStyle w:val="ListParagraph"/>
+        <w:numPr>
+          <w:ilvl w:val="0"/>
+          <w:numId w:val="1"/>
+        </w:numPr>
+        <w:spacing w:after="60"/>
+      </w:pPr>
+      <w:r>
+        <w:t xml:space="preserve">Sustainability of the 22-25% EBITDA-margin band (vs ~18-20% historical) is unconfirmed beyond 2 quarters - genuinely structural (OTC/Europe mix) vs partly cyclical/currency remains open</w:t>
+      </w:r>
+    </w:p>
+    <w:p>
+      <w:pPr>
+        <w:spacing w:after="120" w:before="120"/>
+      </w:pPr>
+      <w:r>
+        <w:rPr>
+          <w:b/>
+          <w:bCs/>
+          <w:sz w:val="20"/>
+          <w:szCs w:val="20"/>
+        </w:rPr>
+        <w:t xml:space="preserve">Conviction impact: </w:t>
+      </w:r>
+      <w:r>
+        <w:rPr>
+          <w:sz w:val="20"/>
+          <w:szCs w:val="20"/>
+        </w:rPr>
+        <w:t xml:space="preserve">Medium -&gt; Medium-High. Two consecutive quarters of real, filed evidence (not just guidance) for the margin-expansion and Europe-growth story, concrete M&amp;A (QliniQ closed, ABCnow agreed) replacing what was aspirational, stable/pledge-free promoter holding, and an already-established Coffee-Can consistency (3/3 years) support raising conviction. thesis_fit stays 'neither' - four_box score unchanged at 2.5 (TAM/moat still capped by mature, commoditized generics economics and full valuation at 28x P/E near a 52-week high), so the return-magnitude label is not permitted despite the fundamental strength.</w:t>
       </w:r>
     </w:p>
     <w:p>
@@ -276,15 +753,22 @@
         <w:spacing w:after="120" w:before="280"/>
       </w:pPr>
       <w:r>
-        <w:t xml:space="preserve">ValuePickr Community Signal</w:t>
-      </w:r>
-    </w:p>
-    <w:p>
-      <w:pPr>
-        <w:spacing w:after="120"/>
-      </w:pPr>
-      <w:r>
-        <w:t xml:space="preserve">Dedicated ValuePickr thread exists (topic 1520, 'Marksans Pharma - Can it be the next Pharma Biggie?') but not deep-read this pass given fast-triage budget; noted for a future backfill pass given the genuinely strong numbers.</w:t>
+        <w:t xml:space="preserve">Guidance &amp; Expectation Gap</w:t>
+      </w:r>
+    </w:p>
+    <w:p>
+      <w:pPr>
+        <w:spacing w:after="120"/>
+      </w:pPr>
+      <w:r>
+        <w:rPr>
+          <w:i/>
+          <w:iCs/>
+          <w:color w:val="666666"/>
+          <w:sz w:val="18"/>
+          <w:szCs w:val="18"/>
+        </w:rPr>
+        <w:t xml:space="preserve">Management guidance decoded into commitments, graded on the expectation → action → operational → commercial → financial ladder, then compared to what the current price appears to assume. Method: playbook/guidance-and-expectation-gap.md.</w:t>
       </w:r>
     </w:p>
     <w:p>
@@ -298,14 +782,1144 @@
           <w:sz w:val="20"/>
           <w:szCs w:val="20"/>
         </w:rPr>
-        <w:t xml:space="preserve">High-conviction call from a top contributor: </w:t>
-      </w:r>
-      <w:r>
-        <w:rPr>
-          <w:sz w:val="20"/>
-          <w:szCs w:val="20"/>
-        </w:rPr>
-        <w:t xml:space="preserve">Not independently verified this pass - topic_id resolved (1520) but posts not read; flagging for potential deeper follow-up given the strong fundamental trend.</w:t>
+        <w:t xml:space="preserve">Commitment ladder (most-proven first):</w:t>
+      </w:r>
+    </w:p>
+    <w:tbl>
+      <w:tblPr>
+        <w:tblW w:type="dxa" w:w="9000"/>
+        <w:tblBorders>
+          <w:top w:val="single" w:color="auto" w:sz="4"/>
+          <w:left w:val="single" w:color="auto" w:sz="4"/>
+          <w:bottom w:val="single" w:color="auto" w:sz="4"/>
+          <w:right w:val="single" w:color="auto" w:sz="4"/>
+          <w:insideH w:val="single" w:color="auto" w:sz="4"/>
+          <w:insideV w:val="single" w:color="auto" w:sz="4"/>
+        </w:tblBorders>
+      </w:tblPr>
+      <w:tblGrid>
+        <w:gridCol w:w="1100"/>
+        <w:gridCol w:w="2600"/>
+        <w:gridCol w:w="2400"/>
+        <w:gridCol w:w="900"/>
+        <w:gridCol w:w="1200"/>
+        <w:gridCol w:w="800"/>
+      </w:tblGrid>
+      <w:tr>
+        <w:trPr>
+          <w:tblHeader/>
+        </w:trPr>
+        <w:tc>
+          <w:tcPr>
+            <w:tcW w:type="dxa" w:w="1100"/>
+            <w:shd w:fill="F2F2F2" w:val="clear"/>
+          </w:tcPr>
+          <w:p>
+            <w:r>
+              <w:rPr>
+                <w:b/>
+                <w:bCs/>
+                <w:sz w:val="18"/>
+                <w:szCs w:val="18"/>
+              </w:rPr>
+              <w:t xml:space="preserve">Area</w:t>
+            </w:r>
+          </w:p>
+        </w:tc>
+        <w:tc>
+          <w:tcPr>
+            <w:tcW w:type="dxa" w:w="2600"/>
+            <w:shd w:fill="F2F2F2" w:val="clear"/>
+          </w:tcPr>
+          <w:p>
+            <w:r>
+              <w:rPr>
+                <w:b/>
+                <w:bCs/>
+                <w:sz w:val="18"/>
+                <w:szCs w:val="18"/>
+              </w:rPr>
+              <w:t xml:space="preserve">Commitment</w:t>
+            </w:r>
+          </w:p>
+        </w:tc>
+        <w:tc>
+          <w:tcPr>
+            <w:tcW w:type="dxa" w:w="2400"/>
+            <w:shd w:fill="F2F2F2" w:val="clear"/>
+          </w:tcPr>
+          <w:p>
+            <w:r>
+              <w:rPr>
+                <w:b/>
+                <w:bCs/>
+                <w:sz w:val="18"/>
+                <w:szCs w:val="18"/>
+              </w:rPr>
+              <w:t xml:space="preserve">Specifics</w:t>
+            </w:r>
+          </w:p>
+        </w:tc>
+        <w:tc>
+          <w:tcPr>
+            <w:tcW w:type="dxa" w:w="900"/>
+            <w:shd w:fill="F2F2F2" w:val="clear"/>
+          </w:tcPr>
+          <w:p>
+            <w:r>
+              <w:rPr>
+                <w:b/>
+                <w:bCs/>
+                <w:sz w:val="18"/>
+                <w:szCs w:val="18"/>
+              </w:rPr>
+              <w:t xml:space="preserve">By when</w:t>
+            </w:r>
+          </w:p>
+        </w:tc>
+        <w:tc>
+          <w:tcPr>
+            <w:tcW w:type="dxa" w:w="1200"/>
+            <w:shd w:fill="F2F2F2" w:val="clear"/>
+          </w:tcPr>
+          <w:p>
+            <w:r>
+              <w:rPr>
+                <w:b/>
+                <w:bCs/>
+                <w:sz w:val="18"/>
+                <w:szCs w:val="18"/>
+              </w:rPr>
+              <w:t xml:space="preserve">Stage</w:t>
+            </w:r>
+          </w:p>
+        </w:tc>
+        <w:tc>
+          <w:tcPr>
+            <w:tcW w:type="dxa" w:w="800"/>
+            <w:shd w:fill="F2F2F2" w:val="clear"/>
+          </w:tcPr>
+          <w:p>
+            <w:r>
+              <w:rPr>
+                <w:b/>
+                <w:bCs/>
+                <w:sz w:val="18"/>
+                <w:szCs w:val="18"/>
+              </w:rPr>
+              <w:t xml:space="preserve">Thesis-critical</w:t>
+            </w:r>
+          </w:p>
+        </w:tc>
+      </w:tr>
+      <w:tr>
+        <w:tc>
+          <w:tcPr>
+            <w:tcW w:type="dxa" w:w="1100"/>
+          </w:tcPr>
+          <w:p>
+            <w:r>
+              <w:rPr>
+                <w:b w:val="false"/>
+                <w:bCs w:val="false"/>
+                <w:sz w:val="18"/>
+                <w:szCs w:val="18"/>
+              </w:rPr>
+              <w:t xml:space="preserve">new_business</w:t>
+            </w:r>
+          </w:p>
+        </w:tc>
+        <w:tc>
+          <w:tcPr>
+            <w:tcW w:type="dxa" w:w="2600"/>
+          </w:tcPr>
+          <w:p>
+            <w:r>
+              <w:rPr>
+                <w:b w:val="false"/>
+                <w:bCs w:val="false"/>
+                <w:sz w:val="18"/>
+                <w:szCs w:val="18"/>
+              </w:rPr>
+              <w:t xml:space="preserve">Expand Europe via bolt-on M&amp;A, targeting ~Rs 1,000 Cr Europe revenue within 5 years</w:t>
+            </w:r>
+          </w:p>
+        </w:tc>
+        <w:tc>
+          <w:tcPr>
+            <w:tcW w:type="dxa" w:w="2400"/>
+          </w:tcPr>
+          <w:p>
+            <w:r>
+              <w:rPr>
+                <w:b w:val="false"/>
+                <w:bCs w:val="false"/>
+                <w:sz w:val="18"/>
+                <w:szCs w:val="18"/>
+              </w:rPr>
+              <w:t xml:space="preserve">QliniQ B.V. (Netherlands) acquisition closed Jun-2026; ABCnow GmbH (Germany) agreed post-quarter</w:t>
+            </w:r>
+          </w:p>
+        </w:tc>
+        <w:tc>
+          <w:tcPr>
+            <w:tcW w:type="dxa" w:w="900"/>
+          </w:tcPr>
+          <w:p>
+            <w:r>
+              <w:rPr>
+                <w:b w:val="false"/>
+                <w:bCs w:val="false"/>
+                <w:sz w:val="18"/>
+                <w:szCs w:val="18"/>
+              </w:rPr>
+              <w:t xml:space="preserve">beyond</w:t>
+            </w:r>
+          </w:p>
+        </w:tc>
+        <w:tc>
+          <w:tcPr>
+            <w:tcW w:type="dxa" w:w="1200"/>
+          </w:tcPr>
+          <w:p>
+            <w:r>
+              <w:rPr>
+                <w:b w:val="false"/>
+                <w:bCs w:val="false"/>
+                <w:sz w:val="18"/>
+                <w:szCs w:val="18"/>
+              </w:rPr>
+              <w:t xml:space="preserve">commercial</w:t>
+            </w:r>
+          </w:p>
+        </w:tc>
+        <w:tc>
+          <w:tcPr>
+            <w:tcW w:type="dxa" w:w="800"/>
+          </w:tcPr>
+          <w:p>
+            <w:r>
+              <w:rPr>
+                <w:b w:val="false"/>
+                <w:bCs w:val="false"/>
+                <w:sz w:val="18"/>
+                <w:szCs w:val="18"/>
+              </w:rPr>
+              <w:t xml:space="preserve">yes</w:t>
+            </w:r>
+          </w:p>
+        </w:tc>
+      </w:tr>
+      <w:tr>
+        <w:tc>
+          <w:tcPr>
+            <w:tcW w:type="dxa" w:w="1100"/>
+          </w:tcPr>
+          <w:p>
+            <w:r>
+              <w:rPr>
+                <w:b w:val="false"/>
+                <w:bCs w:val="false"/>
+                <w:sz w:val="18"/>
+                <w:szCs w:val="18"/>
+              </w:rPr>
+              <w:t xml:space="preserve">capacity</w:t>
+            </w:r>
+          </w:p>
+        </w:tc>
+        <w:tc>
+          <w:tcPr>
+            <w:tcW w:type="dxa" w:w="2600"/>
+          </w:tcPr>
+          <w:p>
+            <w:r>
+              <w:rPr>
+                <w:b w:val="false"/>
+                <w:bCs w:val="false"/>
+                <w:sz w:val="18"/>
+                <w:szCs w:val="18"/>
+              </w:rPr>
+              <w:t xml:space="preserve">Ramp Goa Unit 2 (ex-Teva) from 60-65% utilisation toward full utilisation</w:t>
+            </w:r>
+          </w:p>
+        </w:tc>
+        <w:tc>
+          <w:tcPr>
+            <w:tcW w:type="dxa" w:w="2400"/>
+          </w:tcPr>
+          <w:p>
+            <w:r>
+              <w:rPr>
+                <w:b w:val="false"/>
+                <w:bCs w:val="false"/>
+                <w:sz w:val="18"/>
+                <w:szCs w:val="18"/>
+              </w:rPr>
+              <w:t xml:space="preserve">targeting ~Rs 80 Cr revenue from the plant</w:t>
+            </w:r>
+          </w:p>
+        </w:tc>
+        <w:tc>
+          <w:tcPr>
+            <w:tcW w:type="dxa" w:w="900"/>
+          </w:tcPr>
+          <w:p>
+            <w:r>
+              <w:rPr>
+                <w:b w:val="false"/>
+                <w:bCs w:val="false"/>
+                <w:sz w:val="18"/>
+                <w:szCs w:val="18"/>
+              </w:rPr>
+              <w:t xml:space="preserve">12M</w:t>
+            </w:r>
+          </w:p>
+        </w:tc>
+        <w:tc>
+          <w:tcPr>
+            <w:tcW w:type="dxa" w:w="1200"/>
+          </w:tcPr>
+          <w:p>
+            <w:r>
+              <w:rPr>
+                <w:b w:val="false"/>
+                <w:bCs w:val="false"/>
+                <w:sz w:val="18"/>
+                <w:szCs w:val="18"/>
+              </w:rPr>
+              <w:t xml:space="preserve">operational</w:t>
+            </w:r>
+          </w:p>
+        </w:tc>
+        <w:tc>
+          <w:tcPr>
+            <w:tcW w:type="dxa" w:w="800"/>
+          </w:tcPr>
+          <w:p>
+            <w:r>
+              <w:rPr>
+                <w:b w:val="false"/>
+                <w:bCs w:val="false"/>
+                <w:sz w:val="18"/>
+                <w:szCs w:val="18"/>
+              </w:rPr>
+              <w:t xml:space="preserve">yes</w:t>
+            </w:r>
+          </w:p>
+        </w:tc>
+      </w:tr>
+      <w:tr>
+        <w:tc>
+          <w:tcPr>
+            <w:tcW w:type="dxa" w:w="1100"/>
+          </w:tcPr>
+          <w:p>
+            <w:r>
+              <w:rPr>
+                <w:b w:val="false"/>
+                <w:bCs w:val="false"/>
+                <w:sz w:val="18"/>
+                <w:szCs w:val="18"/>
+              </w:rPr>
+              <w:t xml:space="preserve">growth</w:t>
+            </w:r>
+          </w:p>
+        </w:tc>
+        <w:tc>
+          <w:tcPr>
+            <w:tcW w:type="dxa" w:w="2600"/>
+          </w:tcPr>
+          <w:p>
+            <w:r>
+              <w:rPr>
+                <w:b w:val="false"/>
+                <w:bCs w:val="false"/>
+                <w:sz w:val="18"/>
+                <w:szCs w:val="18"/>
+              </w:rPr>
+              <w:t xml:space="preserve">Reach ~Rs 4,000 Cr revenue within 2 years, double revenue within 5 years</w:t>
+            </w:r>
+          </w:p>
+        </w:tc>
+        <w:tc>
+          <w:tcPr>
+            <w:tcW w:type="dxa" w:w="2400"/>
+          </w:tcPr>
+          <w:p>
+            <w:r>
+              <w:rPr>
+                <w:b w:val="false"/>
+                <w:bCs w:val="false"/>
+                <w:sz w:val="18"/>
+                <w:szCs w:val="18"/>
+              </w:rPr>
+              <w:t xml:space="preserve">vs FY26 revenue ~Rs 3,033 Cr</w:t>
+            </w:r>
+          </w:p>
+        </w:tc>
+        <w:tc>
+          <w:tcPr>
+            <w:tcW w:type="dxa" w:w="900"/>
+          </w:tcPr>
+          <w:p>
+            <w:r>
+              <w:rPr>
+                <w:b w:val="false"/>
+                <w:bCs w:val="false"/>
+                <w:sz w:val="18"/>
+                <w:szCs w:val="18"/>
+              </w:rPr>
+              <w:t xml:space="preserve">FY28</w:t>
+            </w:r>
+          </w:p>
+        </w:tc>
+        <w:tc>
+          <w:tcPr>
+            <w:tcW w:type="dxa" w:w="1200"/>
+          </w:tcPr>
+          <w:p>
+            <w:r>
+              <w:rPr>
+                <w:b w:val="false"/>
+                <w:bCs w:val="false"/>
+                <w:sz w:val="18"/>
+                <w:szCs w:val="18"/>
+              </w:rPr>
+              <w:t xml:space="preserve">expectation</w:t>
+            </w:r>
+          </w:p>
+        </w:tc>
+        <w:tc>
+          <w:tcPr>
+            <w:tcW w:type="dxa" w:w="800"/>
+          </w:tcPr>
+          <w:p>
+            <w:r>
+              <w:rPr>
+                <w:b w:val="false"/>
+                <w:bCs w:val="false"/>
+                <w:sz w:val="18"/>
+                <w:szCs w:val="18"/>
+              </w:rPr>
+              <w:t xml:space="preserve">yes</w:t>
+            </w:r>
+          </w:p>
+        </w:tc>
+      </w:tr>
+      <w:tr>
+        <w:tc>
+          <w:tcPr>
+            <w:tcW w:type="dxa" w:w="1100"/>
+          </w:tcPr>
+          <w:p>
+            <w:r>
+              <w:rPr>
+                <w:b w:val="false"/>
+                <w:bCs w:val="false"/>
+                <w:sz w:val="18"/>
+                <w:szCs w:val="18"/>
+              </w:rPr>
+              <w:t xml:space="preserve">new_business</w:t>
+            </w:r>
+          </w:p>
+        </w:tc>
+        <w:tc>
+          <w:tcPr>
+            <w:tcW w:type="dxa" w:w="2600"/>
+          </w:tcPr>
+          <w:p>
+            <w:r>
+              <w:rPr>
+                <w:b w:val="false"/>
+                <w:bCs w:val="false"/>
+                <w:sz w:val="18"/>
+                <w:szCs w:val="18"/>
+              </w:rPr>
+              <w:t xml:space="preserve">Launch ~50 new products in the US market</w:t>
+            </w:r>
+          </w:p>
+        </w:tc>
+        <w:tc>
+          <w:tcPr>
+            <w:tcW w:type="dxa" w:w="2400"/>
+          </w:tcPr>
+          <w:p>
+            <w:r>
+              <w:rPr>
+                <w:b w:val="false"/>
+                <w:bCs w:val="false"/>
+                <w:sz w:val="18"/>
+                <w:szCs w:val="18"/>
+              </w:rPr>
+              <w:t xml:space="preserve">50 product launches targeted by FY26-27</w:t>
+            </w:r>
+          </w:p>
+        </w:tc>
+        <w:tc>
+          <w:tcPr>
+            <w:tcW w:type="dxa" w:w="900"/>
+          </w:tcPr>
+          <w:p>
+            <w:r>
+              <w:rPr>
+                <w:b w:val="false"/>
+                <w:bCs w:val="false"/>
+                <w:sz w:val="18"/>
+                <w:szCs w:val="18"/>
+              </w:rPr>
+              <w:t xml:space="preserve">FY27</w:t>
+            </w:r>
+          </w:p>
+        </w:tc>
+        <w:tc>
+          <w:tcPr>
+            <w:tcW w:type="dxa" w:w="1200"/>
+          </w:tcPr>
+          <w:p>
+            <w:r>
+              <w:rPr>
+                <w:b w:val="false"/>
+                <w:bCs w:val="false"/>
+                <w:sz w:val="18"/>
+                <w:szCs w:val="18"/>
+              </w:rPr>
+              <w:t xml:space="preserve">action</w:t>
+            </w:r>
+          </w:p>
+        </w:tc>
+        <w:tc>
+          <w:tcPr>
+            <w:tcW w:type="dxa" w:w="800"/>
+          </w:tcPr>
+          <w:p>
+            <w:r>
+              <w:rPr>
+                <w:b w:val="false"/>
+                <w:bCs w:val="false"/>
+                <w:sz w:val="18"/>
+                <w:szCs w:val="18"/>
+              </w:rPr>
+              <w:t xml:space="preserve"/>
+            </w:r>
+          </w:p>
+        </w:tc>
+      </w:tr>
+      <w:tr>
+        <w:tc>
+          <w:tcPr>
+            <w:tcW w:type="dxa" w:w="1100"/>
+          </w:tcPr>
+          <w:p>
+            <w:r>
+              <w:rPr>
+                <w:b w:val="false"/>
+                <w:bCs w:val="false"/>
+                <w:sz w:val="18"/>
+                <w:szCs w:val="18"/>
+              </w:rPr>
+              <w:t xml:space="preserve">strategy</w:t>
+            </w:r>
+          </w:p>
+        </w:tc>
+        <w:tc>
+          <w:tcPr>
+            <w:tcW w:type="dxa" w:w="2600"/>
+          </w:tcPr>
+          <w:p>
+            <w:r>
+              <w:rPr>
+                <w:b w:val="false"/>
+                <w:bCs w:val="false"/>
+                <w:sz w:val="18"/>
+                <w:szCs w:val="18"/>
+              </w:rPr>
+              <w:t xml:space="preserve">Continue evaluating M&amp;A targets in Europe/US, due diligence on 1-2 targets</w:t>
+            </w:r>
+          </w:p>
+        </w:tc>
+        <w:tc>
+          <w:tcPr>
+            <w:tcW w:type="dxa" w:w="2400"/>
+          </w:tcPr>
+          <w:p>
+            <w:r>
+              <w:rPr>
+                <w:b w:val="false"/>
+                <w:bCs w:val="false"/>
+                <w:sz w:val="18"/>
+                <w:szCs w:val="18"/>
+              </w:rPr>
+              <w:t xml:space="preserve">&gt;Rs 1,000 Cr cash available for deployment</w:t>
+            </w:r>
+          </w:p>
+        </w:tc>
+        <w:tc>
+          <w:tcPr>
+            <w:tcW w:type="dxa" w:w="900"/>
+          </w:tcPr>
+          <w:p>
+            <w:r>
+              <w:rPr>
+                <w:b w:val="false"/>
+                <w:bCs w:val="false"/>
+                <w:sz w:val="18"/>
+                <w:szCs w:val="18"/>
+              </w:rPr>
+              <w:t xml:space="preserve">12M</w:t>
+            </w:r>
+          </w:p>
+        </w:tc>
+        <w:tc>
+          <w:tcPr>
+            <w:tcW w:type="dxa" w:w="1200"/>
+          </w:tcPr>
+          <w:p>
+            <w:r>
+              <w:rPr>
+                <w:b w:val="false"/>
+                <w:bCs w:val="false"/>
+                <w:sz w:val="18"/>
+                <w:szCs w:val="18"/>
+              </w:rPr>
+              <w:t xml:space="preserve">expectation</w:t>
+            </w:r>
+          </w:p>
+        </w:tc>
+        <w:tc>
+          <w:tcPr>
+            <w:tcW w:type="dxa" w:w="800"/>
+          </w:tcPr>
+          <w:p>
+            <w:r>
+              <w:rPr>
+                <w:b w:val="false"/>
+                <w:bCs w:val="false"/>
+                <w:sz w:val="18"/>
+                <w:szCs w:val="18"/>
+              </w:rPr>
+              <w:t xml:space="preserve"/>
+            </w:r>
+          </w:p>
+        </w:tc>
+      </w:tr>
+    </w:tbl>
+    <w:p>
+      <w:pPr>
+        <w:spacing w:after="60" w:before="120"/>
+      </w:pPr>
+      <w:r>
+        <w:rPr>
+          <w:b/>
+          <w:bCs/>
+          <w:sz w:val="20"/>
+          <w:szCs w:val="20"/>
+        </w:rPr>
+        <w:t xml:space="preserve">Earnings chain: </w:t>
+      </w:r>
+      <w:r>
+        <w:rPr>
+          <w:b w:val="false"/>
+          <w:bCs w:val="false"/>
+          <w:sz w:val="20"/>
+          <w:szCs w:val="20"/>
+        </w:rPr>
+        <w:t xml:space="preserve">Europe/OTC bolt-on M&amp;A + new product launches</w:t>
+      </w:r>
+      <w:r>
+        <w:rPr>
+          <w:color w:val="666666"/>
+          <w:sz w:val="20"/>
+          <w:szCs w:val="20"/>
+        </w:rPr>
+        <w:t xml:space="preserve"> → </w:t>
+      </w:r>
+      <w:r>
+        <w:rPr>
+          <w:b w:val="false"/>
+          <w:bCs w:val="false"/>
+          <w:sz w:val="20"/>
+          <w:szCs w:val="20"/>
+        </w:rPr>
+        <w:t xml:space="preserve">Goa Unit 2 utilisation ramp</w:t>
+      </w:r>
+      <w:r>
+        <w:rPr>
+          <w:color w:val="666666"/>
+          <w:sz w:val="20"/>
+          <w:szCs w:val="20"/>
+        </w:rPr>
+        <w:t xml:space="preserve"> → </w:t>
+      </w:r>
+      <w:r>
+        <w:rPr>
+          <w:b w:val="false"/>
+          <w:bCs w:val="false"/>
+          <w:sz w:val="20"/>
+          <w:szCs w:val="20"/>
+        </w:rPr>
+        <w:t xml:space="preserve">revenue growth (US/UK-Europe/ANZ)</w:t>
+      </w:r>
+      <w:r>
+        <w:rPr>
+          <w:color w:val="666666"/>
+          <w:sz w:val="20"/>
+          <w:szCs w:val="20"/>
+        </w:rPr>
+        <w:t xml:space="preserve"> → </w:t>
+      </w:r>
+      <w:r>
+        <w:rPr>
+          <w:b w:val="false"/>
+          <w:bCs w:val="false"/>
+          <w:sz w:val="20"/>
+          <w:szCs w:val="20"/>
+        </w:rPr>
+        <w:t xml:space="preserve">operating leverage + richer OTC/Europe mix</w:t>
+      </w:r>
+      <w:r>
+        <w:rPr>
+          <w:color w:val="666666"/>
+          <w:sz w:val="20"/>
+          <w:szCs w:val="20"/>
+        </w:rPr>
+        <w:t xml:space="preserve"> → </w:t>
+      </w:r>
+      <w:r>
+        <w:rPr>
+          <w:b w:val="false"/>
+          <w:bCs w:val="false"/>
+          <w:sz w:val="20"/>
+          <w:szCs w:val="20"/>
+        </w:rPr>
+        <w:t xml:space="preserve">EBITDA-margin expansion</w:t>
+      </w:r>
+      <w:r>
+        <w:rPr>
+          <w:color w:val="666666"/>
+          <w:sz w:val="20"/>
+          <w:szCs w:val="20"/>
+        </w:rPr>
+        <w:t xml:space="preserve"> → </w:t>
+      </w:r>
+      <w:r>
+        <w:rPr>
+          <w:b w:val="false"/>
+          <w:bCs w:val="false"/>
+          <w:sz w:val="20"/>
+          <w:szCs w:val="20"/>
+        </w:rPr>
+        <w:t xml:space="preserve">PAT/FCF</w:t>
+      </w:r>
+    </w:p>
+    <w:p>
+      <w:pPr>
+        <w:spacing w:after="120"/>
+      </w:pPr>
+      <w:r>
+        <w:rPr>
+          <w:color w:val="666666"/>
+          <w:sz w:val="18"/>
+          <w:szCs w:val="18"/>
+        </w:rPr>
+        <w:t xml:space="preserve">Bottleneck link: Goa Unit 2 utilisation ramp + Europe integration execution.</w:t>
+      </w:r>
+    </w:p>
+    <w:p>
+      <w:pPr>
+        <w:spacing w:after="120"/>
+      </w:pPr>
+      <w:r>
+        <w:rPr>
+          <w:color w:val="666666"/>
+          <w:sz w:val="18"/>
+          <w:szCs w:val="18"/>
+        </w:rPr>
+        <w:t xml:space="preserve">Operating leverage: yes — Q4FY26/Q1FY27 EBITDA margin jumped ~7-9pt YoY (17.9%-&gt;22.8%-&gt;25.3%) on higher revenue and richer mix, evidenced in reported quarters</w:t>
+      </w:r>
+    </w:p>
+    <w:p>
+      <w:pPr>
+        <w:spacing w:after="120"/>
+      </w:pPr>
+      <w:r>
+        <w:rPr>
+          <w:color w:val="666666"/>
+          <w:sz w:val="18"/>
+          <w:szCs w:val="18"/>
+        </w:rPr>
+        <w:t xml:space="preserve">Evidenced: revenue growth (US/UK-Europe/ANZ); operating leverage + richer OTC/Europe mix; EBITDA-margin expansion. Still assumed: Europe/OTC bolt-on M&amp;A + new product launches (forward continuation); Goa Unit 2 utilisation ramp (still only 60-65%).</w:t>
+      </w:r>
+    </w:p>
+    <w:p>
+      <w:pPr>
+        <w:spacing w:after="120"/>
+      </w:pPr>
+      <w:r>
+        <w:rPr>
+          <w:b/>
+          <w:bCs/>
+          <w:sz w:val="20"/>
+          <w:szCs w:val="20"/>
+        </w:rPr>
+        <w:t xml:space="preserve">Market expectation vs. our path:</w:t>
+      </w:r>
+    </w:p>
+    <w:tbl>
+      <w:tblPr>
+        <w:tblW w:type="dxa" w:w="9000"/>
+        <w:tblBorders>
+          <w:top w:val="single" w:color="auto" w:sz="4"/>
+          <w:left w:val="single" w:color="auto" w:sz="4"/>
+          <w:bottom w:val="single" w:color="auto" w:sz="4"/>
+          <w:right w:val="single" w:color="auto" w:sz="4"/>
+          <w:insideH w:val="single" w:color="auto" w:sz="4"/>
+          <w:insideV w:val="single" w:color="auto" w:sz="4"/>
+        </w:tblBorders>
+      </w:tblPr>
+      <w:tblGrid>
+        <w:gridCol w:w="3200"/>
+        <w:gridCol w:w="5800"/>
+      </w:tblGrid>
+      <w:tr>
+        <w:tc>
+          <w:tcPr>
+            <w:tcW w:type="dxa" w:w="3200"/>
+            <w:shd w:fill="F2F2F2" w:val="clear"/>
+          </w:tcPr>
+          <w:p>
+            <w:r>
+              <w:rPr>
+                <w:b/>
+                <w:bCs/>
+              </w:rPr>
+              <w:t xml:space="preserve">As of</w:t>
+            </w:r>
+          </w:p>
+        </w:tc>
+        <w:tc>
+          <w:tcPr>
+            <w:tcW w:type="dxa" w:w="5800"/>
+          </w:tcPr>
+          <w:p>
+            <w:r>
+              <w:t xml:space="preserve">2026-09-18</w:t>
+            </w:r>
+          </w:p>
+        </w:tc>
+      </w:tr>
+      <w:tr>
+        <w:tc>
+          <w:tcPr>
+            <w:tcW w:type="dxa" w:w="3200"/>
+            <w:shd w:fill="F2F2F2" w:val="clear"/>
+          </w:tcPr>
+          <w:p>
+            <w:r>
+              <w:rPr>
+                <w:b/>
+                <w:bCs/>
+              </w:rPr>
+              <w:t xml:space="preserve">Price / multiple</w:t>
+            </w:r>
+          </w:p>
+        </w:tc>
+        <w:tc>
+          <w:tcPr>
+            <w:tcW w:type="dxa" w:w="5800"/>
+          </w:tcPr>
+          <w:p>
+            <w:r>
+              <w:t xml:space="preserve">Rs 324 · 28.4x P/E</w:t>
+            </w:r>
+          </w:p>
+        </w:tc>
+      </w:tr>
+      <w:tr>
+        <w:tc>
+          <w:tcPr>
+            <w:tcW w:type="dxa" w:w="3200"/>
+            <w:shd w:fill="F2F2F2" w:val="clear"/>
+          </w:tcPr>
+          <w:p>
+            <w:r>
+              <w:rPr>
+                <w:b/>
+                <w:bCs/>
+              </w:rPr>
+              <w:t xml:space="preserve">Right valuation lens</w:t>
+            </w:r>
+          </w:p>
+        </w:tc>
+        <w:tc>
+          <w:tcPr>
+            <w:tcW w:type="dxa" w:w="5800"/>
+          </w:tcPr>
+          <w:p>
+            <w:r>
+              <w:t xml:space="preserve">P/E</w:t>
+            </w:r>
+          </w:p>
+        </w:tc>
+      </w:tr>
+      <w:tr>
+        <w:tc>
+          <w:tcPr>
+            <w:tcW w:type="dxa" w:w="3200"/>
+            <w:shd w:fill="F2F2F2" w:val="clear"/>
+          </w:tcPr>
+          <w:p>
+            <w:r>
+              <w:rPr>
+                <w:b/>
+                <w:bCs/>
+              </w:rPr>
+              <w:t xml:space="preserve">Price implies</w:t>
+            </w:r>
+          </w:p>
+        </w:tc>
+        <w:tc>
+          <w:tcPr>
+            <w:tcW w:type="dxa" w:w="5800"/>
+          </w:tcPr>
+          <w:p>
+            <w:r>
+              <w:t xml:space="preserve">~28x trailing P/E against a confirmed high-teens ROCE and 2 quarters of real EBITDA-margin expansion (17.9%-&gt;25.3%) is not obviously rich, though the stock is already up ~90% over the past year and margin durability beyond 2 quarters is unconfirmed</w:t>
+            </w:r>
+          </w:p>
+        </w:tc>
+      </w:tr>
+      <w:tr>
+        <w:tc>
+          <w:tcPr>
+            <w:tcW w:type="dxa" w:w="3200"/>
+            <w:shd w:fill="F2F2F2" w:val="clear"/>
+          </w:tcPr>
+          <w:p>
+            <w:r>
+              <w:rPr>
+                <w:b/>
+                <w:bCs/>
+              </w:rPr>
+              <w:t xml:space="preserve">Our FY27</w:t>
+            </w:r>
+          </w:p>
+        </w:tc>
+        <w:tc>
+          <w:tcPr>
+            <w:tcW w:type="dxa" w:w="5800"/>
+          </w:tcPr>
+          <w:p>
+            <w:r>
+              <w:t xml:space="preserve">Revenue growth likely continues in the mid-to-high teens to 20s% on the UK/Europe ramp (+74.7% YoY recently) and Goa Unit 2 utilisation climbing off 60-65%; EBITDA margin likely holds in the low-20s% if the mix shift is structural</w:t>
+            </w:r>
+          </w:p>
+        </w:tc>
+      </w:tr>
+      <w:tr>
+        <w:tc>
+          <w:tcPr>
+            <w:tcW w:type="dxa" w:w="3200"/>
+            <w:shd w:fill="F2F2F2" w:val="clear"/>
+          </w:tcPr>
+          <w:p>
+            <w:r>
+              <w:rPr>
+                <w:b/>
+                <w:bCs/>
+              </w:rPr>
+              <w:t xml:space="preserve">Our FY28</w:t>
+            </w:r>
+          </w:p>
+        </w:tc>
+        <w:tc>
+          <w:tcPr>
+            <w:tcW w:type="dxa" w:w="5800"/>
+          </w:tcPr>
+          <w:p>
+            <w:r>
+              <w:t xml:space="preserve">Management's own targets (~Rs 4,000 Cr revenue in 2 years, doubling in 5 years) imply ~15% revenue CAGR if delivered - supportive of the base case but not itself a 10x/100x-supporting trajectory</w:t>
+            </w:r>
+          </w:p>
+        </w:tc>
+      </w:tr>
+      <w:tr>
+        <w:tc>
+          <w:tcPr>
+            <w:tcW w:type="dxa" w:w="3200"/>
+            <w:shd w:fill="F2F2F2" w:val="clear"/>
+          </w:tcPr>
+          <w:p>
+            <w:r>
+              <w:rPr>
+                <w:b/>
+                <w:bCs/>
+              </w:rPr>
+              <w:t xml:space="preserve">Gap direction</w:t>
+            </w:r>
+          </w:p>
+        </w:tc>
+        <w:tc>
+          <w:tcPr>
+            <w:tcW w:type="dxa" w:w="5800"/>
+          </w:tcPr>
+          <w:p>
+            <w:r>
+              <w:t xml:space="preserve">partially-priced</w:t>
+            </w:r>
+          </w:p>
+        </w:tc>
+      </w:tr>
+      <w:tr>
+        <w:tc>
+          <w:tcPr>
+            <w:tcW w:type="dxa" w:w="3200"/>
+            <w:shd w:fill="F2F2F2" w:val="clear"/>
+          </w:tcPr>
+          <w:p>
+            <w:r>
+              <w:rPr>
+                <w:b/>
+                <w:bCs/>
+              </w:rPr>
+              <w:t xml:space="preserve">Gap type</w:t>
+            </w:r>
+          </w:p>
+        </w:tc>
+        <w:tc>
+          <w:tcPr>
+            <w:tcW w:type="dxa" w:w="5800"/>
+          </w:tcPr>
+          <w:p>
+            <w:r>
+              <w:t xml:space="preserve">margin</w:t>
+            </w:r>
+          </w:p>
+        </w:tc>
+      </w:tr>
+      <w:tr>
+        <w:tc>
+          <w:tcPr>
+            <w:tcW w:type="dxa" w:w="3200"/>
+            <w:shd w:fill="F2F2F2" w:val="clear"/>
+          </w:tcPr>
+          <w:p>
+            <w:r>
+              <w:rPr>
+                <w:b/>
+                <w:bCs/>
+              </w:rPr>
+              <w:t xml:space="preserve">Gap magnitude</w:t>
+            </w:r>
+          </w:p>
+        </w:tc>
+        <w:tc>
+          <w:tcPr>
+            <w:tcW w:type="dxa" w:w="5800"/>
+          </w:tcPr>
+          <w:p>
+            <w:r>
+              <w:t xml:space="preserve">not estimable</w:t>
+            </w:r>
+          </w:p>
+        </w:tc>
+      </w:tr>
+      <w:tr>
+        <w:tc>
+          <w:tcPr>
+            <w:tcW w:type="dxa" w:w="3200"/>
+            <w:shd w:fill="F2F2F2" w:val="clear"/>
+          </w:tcPr>
+          <w:p>
+            <w:r>
+              <w:rPr>
+                <w:b/>
+                <w:bCs/>
+              </w:rPr>
+              <w:t xml:space="preserve">Gap basis</w:t>
+            </w:r>
+          </w:p>
+        </w:tc>
+        <w:tc>
+          <w:tcPr>
+            <w:tcW w:type="dxa" w:w="5800"/>
+          </w:tcPr>
+          <w:p>
+            <w:r>
+              <w:t xml:space="preserve">The confirmed 3/3-year Coffee-Can consistency, accelerating UK/Europe growth and now-evidenced margin expansion are real, but the ~90% 1-year re-rating and 28x P/E mean a good part of this is already reflected in the price; the market isn't yet pricing full multi-year continuation of the 22-25% margin band</w:t>
+            </w:r>
+          </w:p>
+        </w:tc>
+      </w:tr>
+      <w:tr>
+        <w:tc>
+          <w:tcPr>
+            <w:tcW w:type="dxa" w:w="3200"/>
+            <w:shd w:fill="F2F2F2" w:val="clear"/>
+          </w:tcPr>
+          <w:p>
+            <w:r>
+              <w:rPr>
+                <w:b/>
+                <w:bCs/>
+              </w:rPr>
+              <w:t xml:space="preserve">Evidence quality</w:t>
+            </w:r>
+          </w:p>
+        </w:tc>
+        <w:tc>
+          <w:tcPr>
+            <w:tcW w:type="dxa" w:w="5800"/>
+          </w:tcPr>
+          <w:p>
+            <w:r>
+              <w:t xml:space="preserve">strong</w:t>
+            </w:r>
+          </w:p>
+        </w:tc>
+      </w:tr>
+    </w:tbl>
+    <w:p>
+      <w:pPr>
+        <w:spacing w:after="120"/>
+      </w:pPr>
+      <w:r>
+        <w:rPr>
+          <w:i/>
+          <w:iCs/>
+          <w:color w:val="666666"/>
+          <w:sz w:val="16"/>
+          <w:szCs w:val="16"/>
+        </w:rPr>
+        <w:t xml:space="preserve">no broker consensus; implied path is a reverse-P/E estimate + screener.in forward figures + VP thread view</w:t>
+      </w:r>
+    </w:p>
+    <w:p>
+      <w:pPr>
+        <w:spacing w:after="120" w:before="120"/>
+      </w:pPr>
+      <w:r>
+        <w:rPr>
+          <w:b/>
+          <w:bCs/>
+          <w:sz w:val="20"/>
+          <w:szCs w:val="20"/>
+        </w:rPr>
+        <w:t xml:space="preserve">Catalyst: </w:t>
+      </w:r>
+      <w:r>
+        <w:rPr>
+          <w:sz w:val="20"/>
+          <w:szCs w:val="20"/>
+        </w:rPr>
+        <w:t xml:space="preserve">Q2/Q3 FY27 prints showing whether the 25% EBITDA margin holds, plus Europe (QliniQ/ABCnow) integration progress and Goa Unit 2 utilisation increase</w:t>
+      </w:r>
+      <w:r>
+        <w:rPr>
+          <w:color w:val="666666"/>
+          <w:sz w:val="18"/>
+          <w:szCs w:val="18"/>
+        </w:rPr>
+        <w:t xml:space="preserve"> (window ~6M from 2026-09-18; undated; evidence med; pending)</w:t>
       </w:r>
     </w:p>
     <w:p>
@@ -314,15 +1928,727 @@
         <w:spacing w:after="120" w:before="280"/>
       </w:pPr>
       <w:r>
-        <w:t xml:space="preserve">BSE Corporate Actions / Other Red Flags</w:t>
-      </w:r>
-    </w:p>
-    <w:p>
-      <w:pPr>
-        <w:spacing w:after="120"/>
-      </w:pPr>
-      <w:r>
-        <w:t xml:space="preserve">No red flags surfaced in this fast pass (net debt-free, no fraud/SEBI action found).</w:t>
+        <w:t xml:space="preserve">Ishmohit-Lens Checks (value chain · earnings quality · growth trajectory · management · quality metrics · track record · global-signal check)</w:t>
+      </w:r>
+    </w:p>
+    <w:p>
+      <w:pPr>
+        <w:spacing w:after="120"/>
+      </w:pPr>
+      <w:r>
+        <w:rPr>
+          <w:i/>
+          <w:iCs/>
+          <w:color w:val="666666"/>
+          <w:sz w:val="18"/>
+          <w:szCs w:val="18"/>
+        </w:rPr>
+        <w:t xml:space="preserve">Extra checks drawn from @ishmohit1 / SOIC methodology (playbook/ishmohit-soic-style.md): where the company sits in its value chain and what the supply side is doing, whether a margin/PAT inflection is structural or a cyclical peak, the rate-of-change of growth vs. what the multiple demands, and management quality as a positive attribute.</w:t>
+      </w:r>
+    </w:p>
+    <w:p>
+      <w:pPr>
+        <w:spacing w:after="120"/>
+      </w:pPr>
+      <w:r>
+        <w:rPr>
+          <w:b/>
+          <w:bCs/>
+          <w:sz w:val="20"/>
+          <w:szCs w:val="20"/>
+        </w:rPr>
+        <w:t xml:space="preserve">Value chain &amp; supply side:</w:t>
+      </w:r>
+    </w:p>
+    <w:tbl>
+      <w:tblPr>
+        <w:tblW w:type="dxa" w:w="9000"/>
+        <w:tblBorders>
+          <w:top w:val="single" w:color="auto" w:sz="4"/>
+          <w:left w:val="single" w:color="auto" w:sz="4"/>
+          <w:bottom w:val="single" w:color="auto" w:sz="4"/>
+          <w:right w:val="single" w:color="auto" w:sz="4"/>
+          <w:insideH w:val="single" w:color="auto" w:sz="4"/>
+          <w:insideV w:val="single" w:color="auto" w:sz="4"/>
+        </w:tblBorders>
+      </w:tblPr>
+      <w:tblGrid>
+        <w:gridCol w:w="3200"/>
+        <w:gridCol w:w="5800"/>
+      </w:tblGrid>
+      <w:tr>
+        <w:tc>
+          <w:tcPr>
+            <w:tcW w:type="dxa" w:w="3200"/>
+            <w:shd w:fill="F2F2F2" w:val="clear"/>
+          </w:tcPr>
+          <w:p>
+            <w:r>
+              <w:rPr>
+                <w:b/>
+                <w:bCs/>
+              </w:rPr>
+              <w:t xml:space="preserve">Theme</w:t>
+            </w:r>
+          </w:p>
+        </w:tc>
+        <w:tc>
+          <w:tcPr>
+            <w:tcW w:type="dxa" w:w="5800"/>
+          </w:tcPr>
+          <w:p>
+            <w:r>
+              <w:t xml:space="preserve">Generic oral-solid-dose pharma exports (US/UK/Europe/ANZ)</w:t>
+            </w:r>
+          </w:p>
+        </w:tc>
+      </w:tr>
+      <w:tr>
+        <w:tc>
+          <w:tcPr>
+            <w:tcW w:type="dxa" w:w="3200"/>
+            <w:shd w:fill="F2F2F2" w:val="clear"/>
+          </w:tcPr>
+          <w:p>
+            <w:r>
+              <w:rPr>
+                <w:b/>
+                <w:bCs/>
+              </w:rPr>
+              <w:t xml:space="preserve">This company's position</w:t>
+            </w:r>
+          </w:p>
+        </w:tc>
+        <w:tc>
+          <w:tcPr>
+            <w:tcW w:type="dxa" w:w="5800"/>
+          </w:tcPr>
+          <w:p>
+            <w:r>
+              <w:t xml:space="preserve">USFDA/MHRA-approved manufacturer of oral-solid generics, selling direct and via OTC channels into North America, UK/Europe and Australia/NZ; expanding the Europe leg via bolt-on M&amp;A (QliniQ B.V., ABCnow GmbH) rather than organic-only build-out</w:t>
+            </w:r>
+          </w:p>
+        </w:tc>
+      </w:tr>
+      <w:tr>
+        <w:tc>
+          <w:tcPr>
+            <w:tcW w:type="dxa" w:w="3200"/>
+            <w:shd w:fill="F2F2F2" w:val="clear"/>
+          </w:tcPr>
+          <w:p>
+            <w:r>
+              <w:rPr>
+                <w:b/>
+                <w:bCs/>
+              </w:rPr>
+              <w:t xml:space="preserve">Bottleneck node (pricing power)</w:t>
+            </w:r>
+          </w:p>
+        </w:tc>
+        <w:tc>
+          <w:tcPr>
+            <w:tcW w:type="dxa" w:w="5800"/>
+          </w:tcPr>
+          <w:p>
+            <w:r>
+              <w:t xml:space="preserve">Goa Unit 2 (ex-Teva) utilisation, still only 60-65% used, plus USFDA/MHRA approval timelines for new product launches</w:t>
+            </w:r>
+          </w:p>
+        </w:tc>
+      </w:tr>
+      <w:tr>
+        <w:tc>
+          <w:tcPr>
+            <w:tcW w:type="dxa" w:w="3200"/>
+            <w:shd w:fill="F2F2F2" w:val="clear"/>
+          </w:tcPr>
+          <w:p>
+            <w:r>
+              <w:rPr>
+                <w:b/>
+                <w:bCs/>
+              </w:rPr>
+              <w:t xml:space="preserve">Supply-side status</w:t>
+            </w:r>
+          </w:p>
+        </w:tc>
+        <w:tc>
+          <w:tcPr>
+            <w:tcW w:type="dxa" w:w="5800"/>
+          </w:tcPr>
+          <w:p>
+            <w:r>
+              <w:t xml:space="preserve">adding</w:t>
+            </w:r>
+          </w:p>
+        </w:tc>
+      </w:tr>
+      <w:tr>
+        <w:tc>
+          <w:tcPr>
+            <w:tcW w:type="dxa" w:w="3200"/>
+            <w:shd w:fill="F2F2F2" w:val="clear"/>
+          </w:tcPr>
+          <w:p>
+            <w:r>
+              <w:rPr>
+                <w:b/>
+                <w:bCs/>
+              </w:rPr>
+              <w:t xml:space="preserve">Adjacent-node peers</w:t>
+            </w:r>
+          </w:p>
+        </w:tc>
+        <w:tc>
+          <w:tcPr>
+            <w:tcW w:type="dxa" w:w="5800"/>
+          </w:tcPr>
+          <w:p>
+            <w:r>
+              <w:t xml:space="preserve">Ajanta Pharma, Alembic Pharmaceuticals, Indoco Remedies, Zydus Lifesciences</w:t>
+            </w:r>
+          </w:p>
+        </w:tc>
+      </w:tr>
+    </w:tbl>
+    <w:p>
+      <w:pPr>
+        <w:spacing w:after="120"/>
+      </w:pPr>
+      <w:r>
+        <w:rPr>
+          <w:color w:val="666666"/>
+          <w:sz w:val="18"/>
+          <w:szCs w:val="18"/>
+        </w:rPr>
+        <w:t xml:space="preserve">Capacity/M&amp;A 'adding' is less of a late-cycle glut risk here than in a commodity sector - generics demand (aging population, patent cliffs, OTC switch) is structural, but the segment itself stays fragmented/commoditized so the moat is regulatory-approval-based, not pricing power.</w:t>
+      </w:r>
+    </w:p>
+    <w:p>
+      <w:pPr>
+        <w:spacing w:after="60" w:before="120"/>
+      </w:pPr>
+      <w:r>
+        <w:rPr>
+          <w:b/>
+          <w:bCs/>
+          <w:sz w:val="20"/>
+          <w:szCs w:val="20"/>
+        </w:rPr>
+        <w:t xml:space="preserve">Earnings quality: </w:t>
+      </w:r>
+      <w:r>
+        <w:rPr>
+          <w:sz w:val="20"/>
+          <w:szCs w:val="20"/>
+        </w:rPr>
+        <w:t xml:space="preserve">margin driver mixed</w:t>
+      </w:r>
+      <w:r>
+        <w:rPr>
+          <w:b/>
+          <w:bCs/>
+          <w:color w:val="A32020"/>
+          <w:sz w:val="20"/>
+          <w:szCs w:val="20"/>
+        </w:rPr>
+        <w:t xml:space="preserve">  — PEAK-MARGIN RISK: do not capitalise current margins</w:t>
+      </w:r>
+    </w:p>
+    <w:p>
+      <w:pPr>
+        <w:spacing w:after="120"/>
+      </w:pPr>
+      <w:r>
+        <w:rPr>
+          <w:color w:val="666666"/>
+          <w:sz w:val="18"/>
+          <w:szCs w:val="18"/>
+        </w:rPr>
+        <w:t xml:space="preserve">Drivers: richer OTC/Europe product mix; operating leverage on higher revenue over largely fixed manufacturing capacity; possible favourable currency/input-cost tailwind not independently isolated this pass.</w:t>
+      </w:r>
+    </w:p>
+    <w:p>
+      <w:pPr>
+        <w:spacing w:after="120"/>
+      </w:pPr>
+      <w:r>
+        <w:rPr>
+          <w:color w:val="666666"/>
+          <w:sz w:val="18"/>
+          <w:szCs w:val="18"/>
+        </w:rPr>
+        <w:t xml:space="preserve">Historical through-cycle EBITDA margin ran ~18-20%; the current 22-25.3% band is only 2 quarters old and management gave no explicit forward EBITDA-margin guidance - treat some reversion risk as real until a 3rd quarter confirms the level.</w:t>
+      </w:r>
+    </w:p>
+    <w:p>
+      <w:pPr>
+        <w:spacing w:after="60" w:before="120"/>
+      </w:pPr>
+      <w:r>
+        <w:rPr>
+          <w:b/>
+          <w:bCs/>
+          <w:sz w:val="20"/>
+          <w:szCs w:val="20"/>
+        </w:rPr>
+        <w:t xml:space="preserve">Growth trajectory: </w:t>
+      </w:r>
+      <w:r>
+        <w:rPr>
+          <w:b w:val="false"/>
+          <w:bCs w:val="false"/>
+          <w:sz w:val="20"/>
+          <w:szCs w:val="20"/>
+        </w:rPr>
+        <w:t xml:space="preserve">YoY growth rate is accelerating</w:t>
+      </w:r>
+    </w:p>
+    <w:p>
+      <w:pPr>
+        <w:spacing w:after="120"/>
+      </w:pPr>
+      <w:r>
+        <w:rPr>
+          <w:color w:val="666666"/>
+          <w:sz w:val="18"/>
+          <w:szCs w:val="18"/>
+        </w:rPr>
+        <w:t xml:space="preserve">FY25 +20.5% -&gt; FY26 +15.6% (full-year) -&gt; Q4 FY26 revenue Rs 856cr (PAT +64% YoY) -&gt; Q1 FY27 +35.6% YoY (Rs 840.8cr) - the most recent 2 quarters are running well above the trailing annual average</w:t>
+      </w:r>
+    </w:p>
+    <w:p>
+      <w:pPr>
+        <w:spacing w:after="120"/>
+      </w:pPr>
+      <w:r>
+        <w:rPr>
+          <w:color w:val="666666"/>
+          <w:sz w:val="18"/>
+          <w:szCs w:val="18"/>
+        </w:rPr>
+        <w:t xml:space="preserve">Reverse P/E: 28x trailing P/E is undemanding if the Q1 FY27 growth/margin rate (revenue +35.6%, EBITDA margin 25.3%) continues, but rich if it reverts toward the FY25/FY26 annual average (+15-20% revenue, ~20% EBITDA margin).</w:t>
+      </w:r>
+    </w:p>
+    <w:p>
+      <w:pPr>
+        <w:spacing w:after="120"/>
+      </w:pPr>
+      <w:r>
+        <w:rPr>
+          <w:b/>
+          <w:bCs/>
+          <w:sz w:val="20"/>
+          <w:szCs w:val="20"/>
+        </w:rPr>
+        <w:t xml:space="preserve">Management quality (TVGP's "P"):</w:t>
+      </w:r>
+    </w:p>
+    <w:tbl>
+      <w:tblPr>
+        <w:tblW w:type="dxa" w:w="9000"/>
+        <w:tblBorders>
+          <w:top w:val="single" w:color="auto" w:sz="4"/>
+          <w:left w:val="single" w:color="auto" w:sz="4"/>
+          <w:bottom w:val="single" w:color="auto" w:sz="4"/>
+          <w:right w:val="single" w:color="auto" w:sz="4"/>
+          <w:insideH w:val="single" w:color="auto" w:sz="4"/>
+          <w:insideV w:val="single" w:color="auto" w:sz="4"/>
+        </w:tblBorders>
+      </w:tblPr>
+      <w:tblGrid>
+        <w:gridCol w:w="3200"/>
+        <w:gridCol w:w="5800"/>
+      </w:tblGrid>
+      <w:tr>
+        <w:tc>
+          <w:tcPr>
+            <w:tcW w:type="dxa" w:w="3200"/>
+            <w:shd w:fill="F2F2F2" w:val="clear"/>
+          </w:tcPr>
+          <w:p>
+            <w:r>
+              <w:rPr>
+                <w:b/>
+                <w:bCs/>
+              </w:rPr>
+              <w:t xml:space="preserve">Assessment</w:t>
+            </w:r>
+          </w:p>
+        </w:tc>
+        <w:tc>
+          <w:tcPr>
+            <w:tcW w:type="dxa" w:w="5800"/>
+          </w:tcPr>
+          <w:p>
+            <w:r>
+              <w:t xml:space="preserve">positive</w:t>
+            </w:r>
+          </w:p>
+        </w:tc>
+      </w:tr>
+      <w:tr>
+        <w:tc>
+          <w:tcPr>
+            <w:tcW w:type="dxa" w:w="3200"/>
+            <w:shd w:fill="F2F2F2" w:val="clear"/>
+          </w:tcPr>
+          <w:p>
+            <w:r>
+              <w:rPr>
+                <w:b/>
+                <w:bCs/>
+              </w:rPr>
+              <w:t xml:space="preserve">Capital allocation</w:t>
+            </w:r>
+          </w:p>
+        </w:tc>
+        <w:tc>
+          <w:tcPr>
+            <w:tcW w:type="dxa" w:w="5800"/>
+          </w:tcPr>
+          <w:p>
+            <w:r>
+              <w:t xml:space="preserve">Bolt-on M&amp;A funded from internal cash (QliniQ B.V. closed, ABCnow GmbH agreed) rather than debt or dilutive equity; no unrelated diversification found. Capex (~Rs150-200cr/yr) has driven revenue growth broadly in line with spend, though Goa Unit 2 remains under-utilised 2+ years after acquisition. (disciplined)</w:t>
+            </w:r>
+          </w:p>
+        </w:tc>
+      </w:tr>
+      <w:tr>
+        <w:tc>
+          <w:tcPr>
+            <w:tcW w:type="dxa" w:w="3200"/>
+            <w:shd w:fill="F2F2F2" w:val="clear"/>
+          </w:tcPr>
+          <w:p>
+            <w:r>
+              <w:rPr>
+                <w:b/>
+                <w:bCs/>
+              </w:rPr>
+              <w:t xml:space="preserve">Related-party trend</w:t>
+            </w:r>
+          </w:p>
+        </w:tc>
+        <w:tc>
+          <w:tcPr>
+            <w:tcW w:type="dxa" w:w="5800"/>
+          </w:tcPr>
+          <w:p>
+            <w:r>
+              <w:t xml:space="preserve">unclear</w:t>
+            </w:r>
+          </w:p>
+        </w:tc>
+      </w:tr>
+      <w:tr>
+        <w:tc>
+          <w:tcPr>
+            <w:tcW w:type="dxa" w:w="3200"/>
+            <w:shd w:fill="F2F2F2" w:val="clear"/>
+          </w:tcPr>
+          <w:p>
+            <w:r>
+              <w:rPr>
+                <w:b/>
+                <w:bCs/>
+              </w:rPr>
+              <w:t xml:space="preserve">Guidance credibility</w:t>
+            </w:r>
+          </w:p>
+        </w:tc>
+        <w:tc>
+          <w:tcPr>
+            <w:tcW w:type="dxa" w:w="5800"/>
+          </w:tcPr>
+          <w:p>
+            <w:r>
+              <w:t xml:space="preserve">reliable</w:t>
+            </w:r>
+          </w:p>
+        </w:tc>
+      </w:tr>
+      <w:tr>
+        <w:tc>
+          <w:tcPr>
+            <w:tcW w:type="dxa" w:w="3200"/>
+            <w:shd w:fill="F2F2F2" w:val="clear"/>
+          </w:tcPr>
+          <w:p>
+            <w:r>
+              <w:rPr>
+                <w:b/>
+                <w:bCs/>
+              </w:rPr>
+              <w:t xml:space="preserve">Shareholder returns</w:t>
+            </w:r>
+          </w:p>
+        </w:tc>
+        <w:tc>
+          <w:tcPr>
+            <w:tcW w:type="dxa" w:w="5800"/>
+          </w:tcPr>
+          <w:p>
+            <w:r>
+              <w:t xml:space="preserve">initiated</w:t>
+            </w:r>
+          </w:p>
+        </w:tc>
+      </w:tr>
+      <w:tr>
+        <w:tc>
+          <w:tcPr>
+            <w:tcW w:type="dxa" w:w="3200"/>
+            <w:shd w:fill="F2F2F2" w:val="clear"/>
+          </w:tcPr>
+          <w:p>
+            <w:r>
+              <w:rPr>
+                <w:b/>
+                <w:bCs/>
+              </w:rPr>
+              <w:t xml:space="preserve">Capability ladder / VAP</w:t>
+            </w:r>
+          </w:p>
+        </w:tc>
+        <w:tc>
+          <w:tcPr>
+            <w:tcW w:type="dxa" w:w="5800"/>
+          </w:tcPr>
+          <w:p>
+            <w:r>
+              <w:t xml:space="preserve">Explicit move up the value chain from India-domestic-facing generics toward higher-value US OTC and direct European market entry (via owned entities, not just export-only) - a genuine capability upgrade, not just volume growth.</w:t>
+            </w:r>
+          </w:p>
+        </w:tc>
+      </w:tr>
+    </w:tbl>
+    <w:p>
+      <w:pPr>
+        <w:spacing w:after="120"/>
+      </w:pPr>
+      <w:r>
+        <w:rPr>
+          <w:b/>
+          <w:bCs/>
+          <w:sz w:val="20"/>
+          <w:szCs w:val="20"/>
+        </w:rPr>
+        <w:t xml:space="preserve">Quality metrics (ROCE · debt · FCF · margin · capex):</w:t>
+      </w:r>
+    </w:p>
+    <w:tbl>
+      <w:tblPr>
+        <w:tblW w:type="dxa" w:w="9000"/>
+        <w:tblBorders>
+          <w:top w:val="single" w:color="auto" w:sz="4"/>
+          <w:left w:val="single" w:color="auto" w:sz="4"/>
+          <w:bottom w:val="single" w:color="auto" w:sz="4"/>
+          <w:right w:val="single" w:color="auto" w:sz="4"/>
+          <w:insideH w:val="single" w:color="auto" w:sz="4"/>
+          <w:insideV w:val="single" w:color="auto" w:sz="4"/>
+        </w:tblBorders>
+      </w:tblPr>
+      <w:tblGrid>
+        <w:gridCol w:w="3200"/>
+        <w:gridCol w:w="5800"/>
+      </w:tblGrid>
+      <w:tr>
+        <w:tc>
+          <w:tcPr>
+            <w:tcW w:type="dxa" w:w="3200"/>
+            <w:shd w:fill="F2F2F2" w:val="clear"/>
+          </w:tcPr>
+          <w:p>
+            <w:r>
+              <w:rPr>
+                <w:b/>
+                <w:bCs/>
+              </w:rPr>
+              <w:t xml:space="preserve">Assessment</w:t>
+            </w:r>
+          </w:p>
+        </w:tc>
+        <w:tc>
+          <w:tcPr>
+            <w:tcW w:type="dxa" w:w="5800"/>
+          </w:tcPr>
+          <w:p>
+            <w:r>
+              <w:t xml:space="preserve">positive</w:t>
+            </w:r>
+          </w:p>
+        </w:tc>
+      </w:tr>
+      <w:tr>
+        <w:tc>
+          <w:tcPr>
+            <w:tcW w:type="dxa" w:w="3200"/>
+            <w:shd w:fill="F2F2F2" w:val="clear"/>
+          </w:tcPr>
+          <w:p>
+            <w:r>
+              <w:rPr>
+                <w:b/>
+                <w:bCs/>
+              </w:rPr>
+              <w:t xml:space="preserve">ROCE</w:t>
+            </w:r>
+          </w:p>
+        </w:tc>
+        <w:tc>
+          <w:tcPr>
+            <w:tcW w:type="dxa" w:w="5800"/>
+          </w:tcPr>
+          <w:p>
+            <w:r>
+              <w:t xml:space="preserve">18.8% (stable)</w:t>
+            </w:r>
+          </w:p>
+        </w:tc>
+      </w:tr>
+      <w:tr>
+        <w:tc>
+          <w:tcPr>
+            <w:tcW w:type="dxa" w:w="3200"/>
+            <w:shd w:fill="F2F2F2" w:val="clear"/>
+          </w:tcPr>
+          <w:p>
+            <w:r>
+              <w:rPr>
+                <w:b/>
+                <w:bCs/>
+              </w:rPr>
+              <w:t xml:space="preserve">Leverage</w:t>
+            </w:r>
+          </w:p>
+        </w:tc>
+        <w:tc>
+          <w:tcPr>
+            <w:tcW w:type="dxa" w:w="5800"/>
+          </w:tcPr>
+          <w:p>
+            <w:r>
+              <w:t xml:space="preserve">Net debt/EBITDA 0.57x</w:t>
+            </w:r>
+          </w:p>
+        </w:tc>
+      </w:tr>
+      <w:tr>
+        <w:tc>
+          <w:tcPr>
+            <w:tcW w:type="dxa" w:w="3200"/>
+            <w:shd w:fill="F2F2F2" w:val="clear"/>
+          </w:tcPr>
+          <w:p>
+            <w:r>
+              <w:rPr>
+                <w:b/>
+                <w:bCs/>
+              </w:rPr>
+              <w:t xml:space="preserve">FCF conversion</w:t>
+            </w:r>
+          </w:p>
+        </w:tc>
+        <w:tc>
+          <w:tcPr>
+            <w:tcW w:type="dxa" w:w="5800"/>
+          </w:tcPr>
+          <w:p>
+            <w:r>
+              <w:t xml:space="preserve">56%</w:t>
+            </w:r>
+          </w:p>
+        </w:tc>
+      </w:tr>
+      <w:tr>
+        <w:tc>
+          <w:tcPr>
+            <w:tcW w:type="dxa" w:w="3200"/>
+            <w:shd w:fill="F2F2F2" w:val="clear"/>
+          </w:tcPr>
+          <w:p>
+            <w:r>
+              <w:rPr>
+                <w:b/>
+                <w:bCs/>
+              </w:rPr>
+              <w:t xml:space="preserve">Margin trend</w:t>
+            </w:r>
+          </w:p>
+        </w:tc>
+        <w:tc>
+          <w:tcPr>
+            <w:tcW w:type="dxa" w:w="5800"/>
+          </w:tcPr>
+          <w:p>
+            <w:r>
+              <w:t xml:space="preserve">expanding</w:t>
+            </w:r>
+          </w:p>
+        </w:tc>
+      </w:tr>
+      <w:tr>
+        <w:tc>
+          <w:tcPr>
+            <w:tcW w:type="dxa" w:w="3200"/>
+            <w:shd w:fill="F2F2F2" w:val="clear"/>
+          </w:tcPr>
+          <w:p>
+            <w:r>
+              <w:rPr>
+                <w:b/>
+                <w:bCs/>
+              </w:rPr>
+              <w:t xml:space="preserve">Capex efficiency</w:t>
+            </w:r>
+          </w:p>
+        </w:tc>
+        <w:tc>
+          <w:tcPr>
+            <w:tcW w:type="dxa" w:w="5800"/>
+          </w:tcPr>
+          <w:p>
+            <w:r>
+              <w:t xml:space="preserve">productive</w:t>
+            </w:r>
+          </w:p>
+        </w:tc>
+      </w:tr>
+    </w:tbl>
+    <w:p>
+      <w:pPr>
+        <w:spacing w:after="60" w:before="120"/>
+      </w:pPr>
+      <w:r>
+        <w:rPr>
+          <w:b/>
+          <w:bCs/>
+          <w:sz w:val="20"/>
+          <w:szCs w:val="20"/>
+        </w:rPr>
+        <w:t xml:space="preserve">Track record (Coffee Can persistence check): </w:t>
+      </w:r>
+      <w:r>
+        <w:rPr>
+          <w:sz w:val="20"/>
+          <w:szCs w:val="20"/>
+        </w:rPr>
+        <w:t xml:space="preserve">cleared revenue growth ≥10% AND ROCE ≥15% in 3 of the last 3 years (consistency_score 100)</w:t>
+      </w:r>
+    </w:p>
+    <w:p>
+      <w:pPr>
+        <w:spacing w:after="120"/>
+      </w:pPr>
+      <w:r>
+        <w:rPr>
+          <w:color w:val="666666"/>
+          <w:sz w:val="18"/>
+          <w:szCs w:val="18"/>
+        </w:rPr>
+        <w:t xml:space="preserve">FY24 (+17.5% growth, ROCE 21%), FY25 (+20.5%, ROCE 20%) and FY26 (+12.5%, ROCE 19%) each cleared BOTH &gt;=10% revenue growth AND &gt;=15% ROCE - a clean, genuine Coffee-Can pass across every checkable year.</w:t>
       </w:r>
     </w:p>
     <w:p>
@@ -331,46 +2657,558 @@
         <w:spacing w:after="120" w:before="280"/>
       </w:pPr>
       <w:r>
-        <w:t xml:space="preserve">Bull Case</w:t>
-      </w:r>
-    </w:p>
-    <w:p>
-      <w:pPr>
-        <w:pStyle w:val="ListParagraph"/>
-        <w:numPr>
-          <w:ilvl w:val="0"/>
-          <w:numId w:val="1"/>
-        </w:numPr>
-        <w:spacing w:after="60"/>
-      </w:pPr>
-      <w:r>
-        <w:t xml:space="preserve">Accelerating growth: FY25 revenue +37.6%, well above its own strong 22% 5-yr CAGR; UK/Europe +74.7% YoY</w:t>
-      </w:r>
-    </w:p>
-    <w:p>
-      <w:pPr>
-        <w:pStyle w:val="ListParagraph"/>
-        <w:numPr>
-          <w:ilvl w:val="0"/>
-          <w:numId w:val="1"/>
-        </w:numPr>
-        <w:spacing w:after="60"/>
-      </w:pPr>
-      <w:r>
-        <w:t xml:space="preserve">Debt-free balance sheet with mid-teens ROE/ROCE</w:t>
-      </w:r>
-    </w:p>
-    <w:p>
-      <w:pPr>
-        <w:pStyle w:val="ListParagraph"/>
-        <w:numPr>
-          <w:ilvl w:val="0"/>
-          <w:numId w:val="1"/>
-        </w:numPr>
-        <w:spacing w:after="60"/>
-      </w:pPr>
-      <w:r>
-        <w:t xml:space="preserve">Established, USFDA/MHRA-approved export manufacturing base with a long-running dedicated ValuePickr thread</w:t>
+        <w:t xml:space="preserve">Fundamentals-Gap Checks (shareholding · working capital · sector KPIs · scenario analysis)</w:t>
+      </w:r>
+    </w:p>
+    <w:p>
+      <w:pPr>
+        <w:spacing w:after="120"/>
+      </w:pPr>
+      <w:r>
+        <w:rPr>
+          <w:i/>
+          <w:iCs/>
+          <w:color w:val="666666"/>
+          <w:sz w:val="18"/>
+          <w:szCs w:val="18"/>
+        </w:rPr>
+        <w:t xml:space="preserve">Extra fundamentals extracted from the same filings — informational only, not yet consumed by any scoring script.</w:t>
+      </w:r>
+    </w:p>
+    <w:p>
+      <w:pPr>
+        <w:spacing w:after="120"/>
+      </w:pPr>
+      <w:r>
+        <w:rPr>
+          <w:b/>
+          <w:bCs/>
+          <w:sz w:val="20"/>
+          <w:szCs w:val="20"/>
+        </w:rPr>
+        <w:t xml:space="preserve">Shareholding pattern:</w:t>
+      </w:r>
+    </w:p>
+    <w:tbl>
+      <w:tblPr>
+        <w:tblW w:type="dxa" w:w="9000"/>
+        <w:tblBorders>
+          <w:top w:val="single" w:color="auto" w:sz="4"/>
+          <w:left w:val="single" w:color="auto" w:sz="4"/>
+          <w:bottom w:val="single" w:color="auto" w:sz="4"/>
+          <w:right w:val="single" w:color="auto" w:sz="4"/>
+          <w:insideH w:val="single" w:color="auto" w:sz="4"/>
+          <w:insideV w:val="single" w:color="auto" w:sz="4"/>
+        </w:tblBorders>
+      </w:tblPr>
+      <w:tblGrid>
+        <w:gridCol w:w="3200"/>
+        <w:gridCol w:w="5800"/>
+      </w:tblGrid>
+      <w:tr>
+        <w:tc>
+          <w:tcPr>
+            <w:tcW w:type="dxa" w:w="3200"/>
+            <w:shd w:fill="F2F2F2" w:val="clear"/>
+          </w:tcPr>
+          <w:p>
+            <w:r>
+              <w:rPr>
+                <w:b/>
+                <w:bCs/>
+              </w:rPr>
+              <w:t xml:space="preserve">Promoter %</w:t>
+            </w:r>
+          </w:p>
+        </w:tc>
+        <w:tc>
+          <w:tcPr>
+            <w:tcW w:type="dxa" w:w="5800"/>
+          </w:tcPr>
+          <w:p>
+            <w:r>
+              <w:t xml:space="preserve">43.87% (stable)</w:t>
+            </w:r>
+          </w:p>
+        </w:tc>
+      </w:tr>
+      <w:tr>
+        <w:tc>
+          <w:tcPr>
+            <w:tcW w:type="dxa" w:w="3200"/>
+            <w:shd w:fill="F2F2F2" w:val="clear"/>
+          </w:tcPr>
+          <w:p>
+            <w:r>
+              <w:rPr>
+                <w:b/>
+                <w:bCs/>
+              </w:rPr>
+              <w:t xml:space="preserve">Pledge %</w:t>
+            </w:r>
+          </w:p>
+        </w:tc>
+        <w:tc>
+          <w:tcPr>
+            <w:tcW w:type="dxa" w:w="5800"/>
+          </w:tcPr>
+          <w:p>
+            <w:r>
+              <w:t xml:space="preserve">0% (stable)</w:t>
+            </w:r>
+          </w:p>
+        </w:tc>
+      </w:tr>
+      <w:tr>
+        <w:tc>
+          <w:tcPr>
+            <w:tcW w:type="dxa" w:w="3200"/>
+            <w:shd w:fill="F2F2F2" w:val="clear"/>
+          </w:tcPr>
+          <w:p>
+            <w:r>
+              <w:rPr>
+                <w:b/>
+                <w:bCs/>
+              </w:rPr>
+              <w:t xml:space="preserve">FII/DII %</w:t>
+            </w:r>
+          </w:p>
+        </w:tc>
+        <w:tc>
+          <w:tcPr>
+            <w:tcW w:type="dxa" w:w="5800"/>
+          </w:tcPr>
+          <w:p>
+            <w:r>
+              <w:t xml:space="preserve">23.66% (rising)</w:t>
+            </w:r>
+          </w:p>
+        </w:tc>
+      </w:tr>
+      <w:tr>
+        <w:tc>
+          <w:tcPr>
+            <w:tcW w:type="dxa" w:w="3200"/>
+            <w:shd w:fill="F2F2F2" w:val="clear"/>
+          </w:tcPr>
+          <w:p>
+            <w:r>
+              <w:rPr>
+                <w:b/>
+                <w:bCs/>
+              </w:rPr>
+              <w:t xml:space="preserve">Quarters checked</w:t>
+            </w:r>
+          </w:p>
+        </w:tc>
+        <w:tc>
+          <w:tcPr>
+            <w:tcW w:type="dxa" w:w="5800"/>
+          </w:tcPr>
+          <w:p>
+            <w:r>
+              <w:t xml:space="preserve">Dec-2024, Dec-2025, Jun-2026</w:t>
+            </w:r>
+          </w:p>
+        </w:tc>
+      </w:tr>
+    </w:tbl>
+    <w:p>
+      <w:pPr>
+        <w:spacing w:after="120"/>
+      </w:pPr>
+      <w:r>
+        <w:rPr>
+          <w:color w:val="666666"/>
+          <w:sz w:val="18"/>
+          <w:szCs w:val="18"/>
+        </w:rPr>
+        <w:t xml:space="preserve">Promoter holding stable ~43.9% with nil pledge (company declared no encumbrance Apr-2026); FII holding swung sharply (22.2% Dec-24 -&gt; 8.1% Dec-25 -&gt; 17.5% Jun-26) while DII crept up (4.4%-&gt;6.2%) - net institutional ownership volatile but recovering, not a promoter-driven concern.</w:t>
+      </w:r>
+    </w:p>
+    <w:p>
+      <w:pPr>
+        <w:spacing w:after="120"/>
+      </w:pPr>
+      <w:r>
+        <w:rPr>
+          <w:b/>
+          <w:bCs/>
+          <w:sz w:val="20"/>
+          <w:szCs w:val="20"/>
+        </w:rPr>
+        <w:t xml:space="preserve">Working capital:</w:t>
+      </w:r>
+    </w:p>
+    <w:tbl>
+      <w:tblPr>
+        <w:tblW w:type="dxa" w:w="9000"/>
+        <w:tblBorders>
+          <w:top w:val="single" w:color="auto" w:sz="4"/>
+          <w:left w:val="single" w:color="auto" w:sz="4"/>
+          <w:bottom w:val="single" w:color="auto" w:sz="4"/>
+          <w:right w:val="single" w:color="auto" w:sz="4"/>
+          <w:insideH w:val="single" w:color="auto" w:sz="4"/>
+          <w:insideV w:val="single" w:color="auto" w:sz="4"/>
+        </w:tblBorders>
+      </w:tblPr>
+      <w:tblGrid>
+        <w:gridCol w:w="3200"/>
+        <w:gridCol w:w="5800"/>
+      </w:tblGrid>
+      <w:tr>
+        <w:tc>
+          <w:tcPr>
+            <w:tcW w:type="dxa" w:w="3200"/>
+            <w:shd w:fill="F2F2F2" w:val="clear"/>
+          </w:tcPr>
+          <w:p>
+            <w:r>
+              <w:rPr>
+                <w:b/>
+                <w:bCs/>
+              </w:rPr>
+              <w:t xml:space="preserve">Inventory days</w:t>
+            </w:r>
+          </w:p>
+        </w:tc>
+        <w:tc>
+          <w:tcPr>
+            <w:tcW w:type="dxa" w:w="5800"/>
+          </w:tcPr>
+          <w:p>
+            <w:r>
+              <w:t xml:space="preserve">270</w:t>
+            </w:r>
+          </w:p>
+        </w:tc>
+      </w:tr>
+      <w:tr>
+        <w:tc>
+          <w:tcPr>
+            <w:tcW w:type="dxa" w:w="3200"/>
+            <w:shd w:fill="F2F2F2" w:val="clear"/>
+          </w:tcPr>
+          <w:p>
+            <w:r>
+              <w:rPr>
+                <w:b/>
+                <w:bCs/>
+              </w:rPr>
+              <w:t xml:space="preserve">Receivable days</w:t>
+            </w:r>
+          </w:p>
+        </w:tc>
+        <w:tc>
+          <w:tcPr>
+            <w:tcW w:type="dxa" w:w="5800"/>
+          </w:tcPr>
+          <w:p>
+            <w:r>
+              <w:t xml:space="preserve">80</w:t>
+            </w:r>
+          </w:p>
+        </w:tc>
+      </w:tr>
+      <w:tr>
+        <w:tc>
+          <w:tcPr>
+            <w:tcW w:type="dxa" w:w="3200"/>
+            <w:shd w:fill="F2F2F2" w:val="clear"/>
+          </w:tcPr>
+          <w:p>
+            <w:r>
+              <w:rPr>
+                <w:b/>
+                <w:bCs/>
+              </w:rPr>
+              <w:t xml:space="preserve">Payable days</w:t>
+            </w:r>
+          </w:p>
+        </w:tc>
+        <w:tc>
+          <w:tcPr>
+            <w:tcW w:type="dxa" w:w="5800"/>
+          </w:tcPr>
+          <w:p>
+            <w:r>
+              <w:t xml:space="preserve">96</w:t>
+            </w:r>
+          </w:p>
+        </w:tc>
+      </w:tr>
+      <w:tr>
+        <w:tc>
+          <w:tcPr>
+            <w:tcW w:type="dxa" w:w="3200"/>
+            <w:shd w:fill="F2F2F2" w:val="clear"/>
+          </w:tcPr>
+          <w:p>
+            <w:r>
+              <w:rPr>
+                <w:b/>
+                <w:bCs/>
+              </w:rPr>
+              <w:t xml:space="preserve">Cash conversion cycle</w:t>
+            </w:r>
+          </w:p>
+        </w:tc>
+        <w:tc>
+          <w:tcPr>
+            <w:tcW w:type="dxa" w:w="5800"/>
+          </w:tcPr>
+          <w:p>
+            <w:r>
+              <w:t xml:space="preserve">254</w:t>
+            </w:r>
+          </w:p>
+        </w:tc>
+      </w:tr>
+      <w:tr>
+        <w:tc>
+          <w:tcPr>
+            <w:tcW w:type="dxa" w:w="3200"/>
+            <w:shd w:fill="F2F2F2" w:val="clear"/>
+          </w:tcPr>
+          <w:p>
+            <w:r>
+              <w:rPr>
+                <w:b/>
+                <w:bCs/>
+              </w:rPr>
+              <w:t xml:space="preserve">3y trend</w:t>
+            </w:r>
+          </w:p>
+        </w:tc>
+        <w:tc>
+          <w:tcPr>
+            <w:tcW w:type="dxa" w:w="5800"/>
+          </w:tcPr>
+          <w:p>
+            <w:r>
+              <w:t xml:space="preserve">unclear</w:t>
+            </w:r>
+          </w:p>
+        </w:tc>
+      </w:tr>
+      <w:tr>
+        <w:tc>
+          <w:tcPr>
+            <w:tcW w:type="dxa" w:w="3200"/>
+            <w:shd w:fill="F2F2F2" w:val="clear"/>
+          </w:tcPr>
+          <w:p>
+            <w:r>
+              <w:rPr>
+                <w:b/>
+                <w:bCs/>
+              </w:rPr>
+              <w:t xml:space="preserve">Vs sector</w:t>
+            </w:r>
+          </w:p>
+        </w:tc>
+        <w:tc>
+          <w:tcPr>
+            <w:tcW w:type="dxa" w:w="5800"/>
+          </w:tcPr>
+          <w:p>
+            <w:r>
+              <w:t xml:space="preserve">looser-than-sector</w:t>
+            </w:r>
+          </w:p>
+        </w:tc>
+      </w:tr>
+    </w:tbl>
+    <w:p>
+      <w:pPr>
+        <w:spacing w:after="120"/>
+      </w:pPr>
+      <w:r>
+        <w:rPr>
+          <w:color w:val="666666"/>
+          <w:sz w:val="18"/>
+          <w:szCs w:val="18"/>
+        </w:rPr>
+        <w:t xml:space="preserve">Inventory days (~270) are unusually high for a generics exporter (peers like Ajanta/Alembic typically run 100-150 days), likely reflecting export QC/regulatory hold times and multi-geography stocking; the elevated cash-conversion cycle is being funded partly by rising borrowings (Rs 244 Cr FY24 -&gt; Rs 343 Cr FY26). Only a current snapshot was available, so the 3-year direction is left unclear rather than guessed.</w:t>
+      </w:r>
+    </w:p>
+    <w:p>
+      <w:pPr>
+        <w:spacing w:after="120"/>
+      </w:pPr>
+      <w:r>
+        <w:rPr>
+          <w:b/>
+          <w:bCs/>
+          <w:sz w:val="20"/>
+          <w:szCs w:val="20"/>
+        </w:rPr>
+        <w:t xml:space="preserve">Sector KPIs:</w:t>
+      </w:r>
+    </w:p>
+    <w:p>
+      <w:pPr>
+        <w:pStyle w:val="ListParagraph"/>
+        <w:numPr>
+          <w:ilvl w:val="0"/>
+          <w:numId w:val="1"/>
+        </w:numPr>
+        <w:spacing w:after="60"/>
+      </w:pPr>
+      <w:r>
+        <w:t xml:space="preserve">Goa Unit 2 (ex-Teva) capacity utilisation: 60-65% (improving) — Targeted to ramp toward full utilisation over FY27-28</w:t>
+      </w:r>
+    </w:p>
+    <w:p>
+      <w:pPr>
+        <w:pStyle w:val="ListParagraph"/>
+        <w:numPr>
+          <w:ilvl w:val="0"/>
+          <w:numId w:val="1"/>
+        </w:numPr>
+        <w:spacing w:after="60"/>
+      </w:pPr>
+      <w:r>
+        <w:t xml:space="preserve">UK &amp; Europe revenue growth YoY: +74.7% (Q1 FY27) (improving) — Fastest-growing geography; base still building post-QliniQ/ABCnow</w:t>
+      </w:r>
+    </w:p>
+    <w:p>
+      <w:pPr>
+        <w:pStyle w:val="ListParagraph"/>
+        <w:numPr>
+          <w:ilvl w:val="0"/>
+          <w:numId w:val="1"/>
+        </w:numPr>
+        <w:spacing w:after="60"/>
+      </w:pPr>
+      <w:r>
+        <w:t xml:space="preserve">Cash balance available for M&amp;A: ~Rs 1,000-1,058 Cr (improving) — Crossed Rs 1,000 Cr for the first time in Q1 FY27</w:t>
+      </w:r>
+    </w:p>
+    <w:p>
+      <w:pPr>
+        <w:spacing w:after="120"/>
+      </w:pPr>
+      <w:r>
+        <w:rPr>
+          <w:b/>
+          <w:bCs/>
+          <w:sz w:val="20"/>
+          <w:szCs w:val="20"/>
+        </w:rPr>
+        <w:t xml:space="preserve">Scenario analysis (closest to: base):</w:t>
+      </w:r>
+    </w:p>
+    <w:tbl>
+      <w:tblPr>
+        <w:tblW w:type="dxa" w:w="9000"/>
+        <w:tblBorders>
+          <w:top w:val="single" w:color="auto" w:sz="4"/>
+          <w:left w:val="single" w:color="auto" w:sz="4"/>
+          <w:bottom w:val="single" w:color="auto" w:sz="4"/>
+          <w:right w:val="single" w:color="auto" w:sz="4"/>
+          <w:insideH w:val="single" w:color="auto" w:sz="4"/>
+          <w:insideV w:val="single" w:color="auto" w:sz="4"/>
+        </w:tblBorders>
+      </w:tblPr>
+      <w:tblGrid>
+        <w:gridCol w:w="3200"/>
+        <w:gridCol w:w="5800"/>
+      </w:tblGrid>
+      <w:tr>
+        <w:tc>
+          <w:tcPr>
+            <w:tcW w:type="dxa" w:w="3200"/>
+            <w:shd w:fill="F2F2F2" w:val="clear"/>
+          </w:tcPr>
+          <w:p>
+            <w:r>
+              <w:rPr>
+                <w:b/>
+                <w:bCs/>
+              </w:rPr>
+              <w:t xml:space="preserve">Bull</w:t>
+            </w:r>
+          </w:p>
+        </w:tc>
+        <w:tc>
+          <w:tcPr>
+            <w:tcW w:type="dxa" w:w="5800"/>
+          </w:tcPr>
+          <w:p>
+            <w:r>
+              <w:t xml:space="preserve">rev CAGR 30%, FY28 margin 23%, FY28 EPS 20.8, exit 30x, implied price 624 (+93% vs CMP)</w:t>
+            </w:r>
+          </w:p>
+        </w:tc>
+      </w:tr>
+      <w:tr>
+        <w:tc>
+          <w:tcPr>
+            <w:tcW w:type="dxa" w:w="3200"/>
+            <w:shd w:fill="F2F2F2" w:val="clear"/>
+          </w:tcPr>
+          <w:p>
+            <w:r>
+              <w:rPr>
+                <w:b/>
+                <w:bCs/>
+              </w:rPr>
+              <w:t xml:space="preserve">Base</w:t>
+            </w:r>
+          </w:p>
+        </w:tc>
+        <w:tc>
+          <w:tcPr>
+            <w:tcW w:type="dxa" w:w="5800"/>
+          </w:tcPr>
+          <w:p>
+            <w:r>
+              <w:t xml:space="preserve">rev CAGR 20%, FY28 margin 21%, FY28 EPS 16.7, exit 24x, implied price 401 (+24% vs CMP)</w:t>
+            </w:r>
+          </w:p>
+        </w:tc>
+      </w:tr>
+      <w:tr>
+        <w:tc>
+          <w:tcPr>
+            <w:tcW w:type="dxa" w:w="3200"/>
+            <w:shd w:fill="F2F2F2" w:val="clear"/>
+          </w:tcPr>
+          <w:p>
+            <w:r>
+              <w:rPr>
+                <w:b/>
+                <w:bCs/>
+              </w:rPr>
+              <w:t xml:space="preserve">Bear</w:t>
+            </w:r>
+          </w:p>
+        </w:tc>
+        <w:tc>
+          <w:tcPr>
+            <w:tcW w:type="dxa" w:w="5800"/>
+          </w:tcPr>
+          <w:p>
+            <w:r>
+              <w:t xml:space="preserve">rev CAGR 10%, FY28 margin 18%, FY28 EPS 11.8, exit 18x, implied price 212 (-35% vs CMP)</w:t>
+            </w:r>
+          </w:p>
+        </w:tc>
+      </w:tr>
+    </w:tbl>
+    <w:p>
+      <w:pPr>
+        <w:spacing w:after="120"/>
+      </w:pPr>
+      <w:r>
+        <w:rPr>
+          <w:color w:val="666666"/>
+          <w:sz w:val="18"/>
+          <w:szCs w:val="18"/>
+        </w:rPr>
+        <w:t xml:space="preserve">Base case assumes ~20% revenue CAGR with EBITDA margin holding near current elevated levels; bull needs Europe M&amp;A + Goa ramp to compound at 30%+ with margin sustaining ~23%; bear assumes the recent 22-25% EBITDA margin normalises back toward the historical ~18-20% band as one-off/mix tailwinds fade.</w:t>
       </w:r>
     </w:p>
     <w:p>
@@ -379,6 +3217,139 @@
         <w:spacing w:after="120" w:before="280"/>
       </w:pPr>
       <w:r>
+        <w:t xml:space="preserve">Technical Read (Weekly / Monthly MACD + Bollinger Bands, or RSI/CCI/Williams %R proxy)</w:t>
+      </w:r>
+    </w:p>
+    <w:p>
+      <w:pPr>
+        <w:spacing w:after="120"/>
+      </w:pPr>
+      <w:r>
+        <w:t xml:space="preserve">Trading near its 52-week high (Rs 320-345 vs a Rs 155 low) after a strong 1-year advance, now further supported by two quarters of margin-expansion evidence - momentum intact but a large part of the re-rating has already happened.</w:t>
+      </w:r>
+    </w:p>
+    <w:p>
+      <w:pPr>
+        <w:pStyle w:val="Heading1"/>
+        <w:spacing w:after="120" w:before="280"/>
+      </w:pPr>
+      <w:r>
+        <w:t xml:space="preserve">ValuePickr Community Signal</w:t>
+      </w:r>
+    </w:p>
+    <w:p>
+      <w:pPr>
+        <w:spacing w:after="120"/>
+      </w:pPr>
+      <w:r>
+        <w:t xml:space="preserve">Dedicated ValuePickr thread exists (topic 1520, 'Marksans Pharma - Can it be the next Pharma Biggie?') but not deep-read this pass given fast-triage budget; noted for a future backfill pass given the genuinely strong numbers.</w:t>
+      </w:r>
+    </w:p>
+    <w:p>
+      <w:pPr>
+        <w:spacing w:after="120"/>
+      </w:pPr>
+      <w:r>
+        <w:rPr>
+          <w:b/>
+          <w:bCs/>
+          <w:sz w:val="20"/>
+          <w:szCs w:val="20"/>
+        </w:rPr>
+        <w:t xml:space="preserve">High-conviction call from a top contributor: </w:t>
+      </w:r>
+      <w:r>
+        <w:rPr>
+          <w:sz w:val="20"/>
+          <w:szCs w:val="20"/>
+        </w:rPr>
+        <w:t xml:space="preserve">Not independently verified this pass - topic_id resolved (1520) but posts not read; flagging for potential deeper follow-up given the strong fundamental trend.</w:t>
+      </w:r>
+    </w:p>
+    <w:p>
+      <w:pPr>
+        <w:pStyle w:val="Heading1"/>
+        <w:spacing w:after="120" w:before="280"/>
+      </w:pPr>
+      <w:r>
+        <w:t xml:space="preserve">BSE Corporate Actions / Other Red Flags</w:t>
+      </w:r>
+    </w:p>
+    <w:p>
+      <w:pPr>
+        <w:spacing w:after="120"/>
+      </w:pPr>
+      <w:r>
+        <w:t xml:space="preserve">No red flags surfaced in this fast pass (net debt-free, no fraud/SEBI action found).</w:t>
+      </w:r>
+    </w:p>
+    <w:p>
+      <w:pPr>
+        <w:pStyle w:val="Heading1"/>
+        <w:spacing w:after="120" w:before="280"/>
+      </w:pPr>
+      <w:r>
+        <w:t xml:space="preserve">Bull Case</w:t>
+      </w:r>
+    </w:p>
+    <w:p>
+      <w:pPr>
+        <w:pStyle w:val="ListParagraph"/>
+        <w:numPr>
+          <w:ilvl w:val="0"/>
+          <w:numId w:val="1"/>
+        </w:numPr>
+        <w:spacing w:after="60"/>
+      </w:pPr>
+      <w:r>
+        <w:t xml:space="preserve">Two consecutive quarters of real EBITDA-margin expansion (17.9% -&gt; 22.8% -&gt; 25.3%), not just guidance - the operating-leverage/mix story now has filed evidence</w:t>
+      </w:r>
+    </w:p>
+    <w:p>
+      <w:pPr>
+        <w:pStyle w:val="ListParagraph"/>
+        <w:numPr>
+          <w:ilvl w:val="0"/>
+          <w:numId w:val="1"/>
+        </w:numPr>
+        <w:spacing w:after="60"/>
+      </w:pPr>
+      <w:r>
+        <w:t xml:space="preserve">Europe is now a concrete growth leg: QliniQ B.V. (Netherlands) acquisition closed Jun-2026, ABCnow GmbH (Germany) agreed post-quarter; UK/Europe revenue +74.7% YoY</w:t>
+      </w:r>
+    </w:p>
+    <w:p>
+      <w:pPr>
+        <w:pStyle w:val="ListParagraph"/>
+        <w:numPr>
+          <w:ilvl w:val="0"/>
+          <w:numId w:val="1"/>
+        </w:numPr>
+        <w:spacing w:after="60"/>
+      </w:pPr>
+      <w:r>
+        <w:t xml:space="preserve">Clean 3/3-year Coffee-Can pass (revenue growth &gt;=10% + ROCE &gt;=15% every checkable year) plus &gt;Rs 1,000 Cr cash for further bolt-on M&amp;A</w:t>
+      </w:r>
+    </w:p>
+    <w:p>
+      <w:pPr>
+        <w:pStyle w:val="ListParagraph"/>
+        <w:numPr>
+          <w:ilvl w:val="0"/>
+          <w:numId w:val="1"/>
+        </w:numPr>
+        <w:spacing w:after="60"/>
+      </w:pPr>
+      <w:r>
+        <w:t xml:space="preserve">Stable, pledge-free promoter holding (~43.9%, nil encumbrance declared Apr-2026)</w:t>
+      </w:r>
+    </w:p>
+    <w:p>
+      <w:pPr>
+        <w:pStyle w:val="Heading1"/>
+        <w:spacing w:after="120" w:before="280"/>
+      </w:pPr>
+      <w:r>
         <w:t xml:space="preserve">Bear Case / Key Risks</w:t>
       </w:r>
     </w:p>
@@ -392,33 +3363,72 @@
         <w:spacing w:after="60"/>
       </w:pPr>
       <w:r>
-        <w:t xml:space="preserve">Stock already up ~89.7% over the past year and trading near 52-week highs - much of the growth story may already be priced in</w:t>
-      </w:r>
-    </w:p>
-    <w:p>
-      <w:pPr>
-        <w:pStyle w:val="ListParagraph"/>
-        <w:numPr>
-          <w:ilvl w:val="0"/>
-          <w:numId w:val="1"/>
-        </w:numPr>
-        <w:spacing w:after="60"/>
-      </w:pPr>
-      <w:r>
-        <w:t xml:space="preserve">Generic oral-solid-dose exports are a commoditized business; moat rests on regulatory approvals/facility scale rather than pricing power or a structural monopoly</w:t>
-      </w:r>
-    </w:p>
-    <w:p>
-      <w:pPr>
-        <w:pStyle w:val="ListParagraph"/>
-        <w:numPr>
-          <w:ilvl w:val="0"/>
-          <w:numId w:val="1"/>
-        </w:numPr>
-        <w:spacing w:after="60"/>
-      </w:pPr>
-      <w:r>
-        <w:t xml:space="preserve">No independent forum/community corroboration read this pass (topic exists but not reviewed) - conviction not yet backed by community deep-dive</w:t>
+        <w:t xml:space="preserve">Stock already up ~90% over the past year, trading near 52-week highs at ~28x trailing P/E - a lot of the growth/margin story is already in the price</w:t>
+      </w:r>
+    </w:p>
+    <w:p>
+      <w:pPr>
+        <w:pStyle w:val="ListParagraph"/>
+        <w:numPr>
+          <w:ilvl w:val="0"/>
+          <w:numId w:val="1"/>
+        </w:numPr>
+        <w:spacing w:after="60"/>
+      </w:pPr>
+      <w:r>
+        <w:t xml:space="preserve">Generic oral-solid-dose exports remain commoditized; moat is regulatory-approval-based, not structural, and TAM headroom for a 10x/100x outcome is limited even with the Europe expansion</w:t>
+      </w:r>
+    </w:p>
+    <w:p>
+      <w:pPr>
+        <w:pStyle w:val="ListParagraph"/>
+        <w:numPr>
+          <w:ilvl w:val="0"/>
+          <w:numId w:val="1"/>
+        </w:numPr>
+        <w:spacing w:after="60"/>
+      </w:pPr>
+      <w:r>
+        <w:t xml:space="preserve">Working capital is unusually heavy for the sector (inventory days ~270, cash-conversion-cycle ~254 days vs ~100-150 for peers) and is being funded partly by rising borrowings (Rs 244cr -&gt; Rs 343cr)</w:t>
+      </w:r>
+    </w:p>
+    <w:p>
+      <w:pPr>
+        <w:pStyle w:val="ListParagraph"/>
+        <w:numPr>
+          <w:ilvl w:val="0"/>
+          <w:numId w:val="1"/>
+        </w:numPr>
+        <w:spacing w:after="60"/>
+      </w:pPr>
+      <w:r>
+        <w:t xml:space="preserve">Only 2 quarters of evidence for the 22-25% EBITDA-margin band vs a historical ~18-20% - not yet confirmed structural rather than partly cyclical/mix/currency</w:t>
+      </w:r>
+    </w:p>
+    <w:p>
+      <w:pPr>
+        <w:pStyle w:val="ListParagraph"/>
+        <w:numPr>
+          <w:ilvl w:val="0"/>
+          <w:numId w:val="1"/>
+        </w:numPr>
+        <w:spacing w:after="60"/>
+      </w:pPr>
+      <w:r>
+        <w:t xml:space="preserve">Goa Unit 2 (ex-Teva) still only 60-65% utilised - the capacity commitment underpinning part of the growth thesis remains mid-ramp</w:t>
+      </w:r>
+    </w:p>
+    <w:p>
+      <w:pPr>
+        <w:pStyle w:val="ListParagraph"/>
+        <w:numPr>
+          <w:ilvl w:val="0"/>
+          <w:numId w:val="1"/>
+        </w:numPr>
+        <w:spacing w:after="60"/>
+      </w:pPr>
+      <w:r>
+        <w:t xml:space="preserve">ValuePickr community thread still not independently read despite the strengthening fundamentals - conviction not yet corroborated by forum deep-dive</w:t>
       </w:r>
     </w:p>
     <w:p>
@@ -513,59 +3523,85 @@
           <w:sz w:val="24"/>
           <w:szCs w:val="24"/>
         </w:rPr>
-        <w:t xml:space="preserve">Genuinely strong, accelerating, debt-free generics exporter - but a near-90% 1-year run-up and a commoditized-generics moat keep this at 'neither' rather than a 10x/100x label. Conviction Medium.</w:t>
-      </w:r>
-    </w:p>
-    <w:p>
-      <w:pPr>
-        <w:pStyle w:val="ListParagraph"/>
-        <w:numPr>
-          <w:ilvl w:val="0"/>
-          <w:numId w:val="1"/>
-        </w:numPr>
-        <w:spacing w:after="60"/>
-      </w:pPr>
-      <w:r>
-        <w:t xml:space="preserve">Entity confirmed: Marksans Pharma Ltd, NSE/BSE: MARKSANS; ValuePickr topic_id resolved to 1520</w:t>
-      </w:r>
-    </w:p>
-    <w:p>
-      <w:pPr>
-        <w:pStyle w:val="ListParagraph"/>
-        <w:numPr>
-          <w:ilvl w:val="0"/>
-          <w:numId w:val="1"/>
-        </w:numPr>
-        <w:spacing w:after="60"/>
-      </w:pPr>
-      <w:r>
-        <w:t xml:space="preserve">four_box: tailwind yes (1, strong export demand, capacity/geographic expansion) + tam weak (0.5, large but mature/commoditized generics market) + moat weak (0.5, regulatory-approval based, not structural) + valuation weak (0.5, near 52-week highs after an 89.7% 1-yr run) = 2.5 -&gt; per the 2.0-2.5 default rule, kept at 'neither' (no explicit exception written given the run-up already priced in and lack of independent community corroboration this pass)</w:t>
-      </w:r>
-    </w:p>
-    <w:p>
-      <w:pPr>
-        <w:pStyle w:val="ListParagraph"/>
-        <w:numPr>
-          <w:ilvl w:val="0"/>
-          <w:numId w:val="1"/>
-        </w:numPr>
-        <w:spacing w:after="60"/>
-      </w:pPr>
-      <w:r>
-        <w:t xml:space="preserve">Conviction set to Medium (not higher) given genuinely strong fundamentals, but capped absent real forum/community corroboration (thread exists but not read this pass) per the small/mid-cap conviction-cap rule</w:t>
-      </w:r>
-    </w:p>
-    <w:p>
-      <w:pPr>
-        <w:pStyle w:val="ListParagraph"/>
-        <w:numPr>
-          <w:ilvl w:val="0"/>
-          <w:numId w:val="1"/>
-        </w:numPr>
-        <w:spacing w:after="60"/>
-      </w:pPr>
-      <w:r>
-        <w:t xml:space="preserve">No red flags found</w:t>
+        <w:t xml:space="preserve">Genuinely strong and now filing-confirmed: two straight quarters of real margin expansion (17.9%-&gt;25.3%) and concrete Europe M&amp;A (QliniQ, ABCnow) upgrade this from a promising story to a demonstrated one - but a near-90% 1-year run-up, 28x P/E and a still-capped TAM/moat keep thesis_fit at 'neither'. Conviction raised to Medium-High.</w:t>
+      </w:r>
+    </w:p>
+    <w:p>
+      <w:pPr>
+        <w:pStyle w:val="ListParagraph"/>
+        <w:numPr>
+          <w:ilvl w:val="0"/>
+          <w:numId w:val="1"/>
+        </w:numPr>
+        <w:spacing w:after="60"/>
+      </w:pPr>
+      <w:r>
+        <w:t xml:space="preserve">Entity confirmed: Marksans Pharma Ltd, NSE/BSE: MARKSANS; ValuePickr topic_id 1520 (still not read this pass - deep-dive budget prioritised primary filings/concalls)</w:t>
+      </w:r>
+    </w:p>
+    <w:p>
+      <w:pPr>
+        <w:pStyle w:val="ListParagraph"/>
+        <w:numPr>
+          <w:ilvl w:val="0"/>
+          <w:numId w:val="1"/>
+        </w:numPr>
+        <w:spacing w:after="60"/>
+      </w:pPr>
+      <w:r>
+        <w:t xml:space="preserve">Deep dive (pass 1, 2026-09-18): confirmed via Q4 FY26 and Q1 FY27 results/concalls that EBITDA-margin expansion is now a genuine 2-quarter trend (17.9% -&gt; 22.8% -&gt; 25.3%), not a one-off; Europe expansion is concrete (QliniQ B.V. closed Jun-2026, ABCnow GmbH agreed) rather than aspirational</w:t>
+      </w:r>
+    </w:p>
+    <w:p>
+      <w:pPr>
+        <w:pStyle w:val="ListParagraph"/>
+        <w:numPr>
+          <w:ilvl w:val="0"/>
+          <w:numId w:val="1"/>
+        </w:numPr>
+        <w:spacing w:after="60"/>
+      </w:pPr>
+      <w:r>
+        <w:t xml:space="preserve">Corrected a data-entry conflation: the prior 'FY25 revenue growth +37.6%' figure appears to have been the Q1 FY27 YoY growth figure (+35.6%) mislabeled as FY25; verified actual FY25 growth was +20.5%, FY26 +15.6%</w:t>
+      </w:r>
+    </w:p>
+    <w:p>
+      <w:pPr>
+        <w:pStyle w:val="ListParagraph"/>
+        <w:numPr>
+          <w:ilvl w:val="0"/>
+          <w:numId w:val="1"/>
+        </w:numPr>
+        <w:spacing w:after="60"/>
+      </w:pPr>
+      <w:r>
+        <w:t xml:space="preserve">four_box unchanged at 2.5: tailwind yes (accelerating, filing-confirmed export/Europe growth) + tam weak (large but mature/commoditized generics market; management's own 'double revenue in 5 years' target implies ~15% CAGR, well short of 10x math) + moat weak (regulatory-approval-based, not structural) + valuation weak (28x P/E near a 52-week high after a ~90% 1-yr run) -&gt; per the 2.0-2.5 rule, stays 'neither' (no written exception invoked - strong growth alone isn't 'un-ignorable' enough to override the TAM/moat/valuation ceiling on a commodity-generics business)</w:t>
+      </w:r>
+    </w:p>
+    <w:p>
+      <w:pPr>
+        <w:pStyle w:val="ListParagraph"/>
+        <w:numPr>
+          <w:ilvl w:val="0"/>
+          <w:numId w:val="1"/>
+        </w:numPr>
+        <w:spacing w:after="60"/>
+      </w:pPr>
+      <w:r>
+        <w:t xml:space="preserve">Conviction raised Medium -&gt; Medium-High: the margin-expansion and Europe-growth story now has 2 quarters of filed evidence plus concrete M&amp;A, on top of an already-clean 3/3-year Coffee-Can record and a stable, pledge-free promoter holding</w:t>
+      </w:r>
+    </w:p>
+    <w:p>
+      <w:pPr>
+        <w:pStyle w:val="ListParagraph"/>
+        <w:numPr>
+          <w:ilvl w:val="0"/>
+          <w:numId w:val="1"/>
+        </w:numPr>
+        <w:spacing w:after="60"/>
+      </w:pPr>
+      <w:r>
+        <w:t xml:space="preserve">No red flags found; working-capital intensity (inventory days ~270, well above sector norms) flagged as a genuine watch item, not a red flag</w:t>
       </w:r>
     </w:p>
     <w:p>
